--- a/ProjetMiniERP/RoadmapProjetMiniERP.docx
+++ b/ProjetMiniERP/RoadmapProjetMiniERP.docx
@@ -4,6 +4,38 @@
   <w:body>
     <w:p>
       <w:pPr>
+        <w:spacing w:after="0"/>
+        <w:rPr>
+          <w:b/>
+          <w:bCs/>
+        </w:rPr>
+      </w:pPr>
+      <w:r>
+        <w:rPr>
+          <w:b/>
+          <w:bCs/>
+        </w:rPr>
+        <w:t>Mini ERP – Final Roadmap (Frozen Scope – 175h)</w:t>
+      </w:r>
+      <w:r>
+        <w:pict w14:anchorId="7689BCDE">
+          <v:rect id="_x0000_i1087" style="width:0;height:1.5pt" o:hralign="center" o:hrstd="t" o:hr="t" fillcolor="#a0a0a0" stroked="f"/>
+        </w:pict>
+      </w:r>
+    </w:p>
+    <w:p>
+      <w:pPr>
+        <w:spacing w:after="0"/>
+        <w:rPr>
+          <w:rFonts w:ascii="Segoe UI Emoji" w:hAnsi="Segoe UI Emoji" w:cs="Segoe UI Emoji"/>
+          <w:b/>
+          <w:bCs/>
+        </w:rPr>
+      </w:pPr>
+    </w:p>
+    <w:p>
+      <w:pPr>
+        <w:spacing w:after="0"/>
         <w:rPr>
           <w:b/>
           <w:bCs/>
@@ -15,2453 +47,161 @@
           <w:b/>
           <w:bCs/>
         </w:rPr>
-        <w:t>✅</w:t>
+        <w:t>🎯</w:t>
       </w:r>
       <w:r>
         <w:rPr>
           <w:b/>
           <w:bCs/>
         </w:rPr>
-        <w:t xml:space="preserve"> Roadmap – Mini ERP Commercial</w:t>
+        <w:t xml:space="preserve"> Pedagogical Objective</w:t>
       </w:r>
     </w:p>
     <w:p>
+      <w:pPr>
+        <w:spacing w:after="0"/>
+      </w:pPr>
       <w:r>
-        <w:pict w14:anchorId="490A548A">
-          <v:rect id="_x0000_i1117" style="width:0;height:1.5pt" o:hralign="center" o:hrstd="t" o:hr="t" fillcolor="#a0a0a0" stroked="f"/>
+        <w:t>Develop a complete SME Mini ERP with:</w:t>
+      </w:r>
+    </w:p>
+    <w:p>
+      <w:pPr>
+        <w:numPr>
+          <w:ilvl w:val="0"/>
+          <w:numId w:val="40"/>
+        </w:numPr>
+        <w:spacing w:after="0"/>
+      </w:pPr>
+      <w:r>
+        <w:t>Strict Clean Architecture (Domain / Application / Infrastructure / API / Frontend)</w:t>
+      </w:r>
+    </w:p>
+    <w:p>
+      <w:pPr>
+        <w:numPr>
+          <w:ilvl w:val="0"/>
+          <w:numId w:val="40"/>
+        </w:numPr>
+        <w:spacing w:after="0"/>
+      </w:pPr>
+      <w:r>
+        <w:t>Professional Domain Model (Client, Address, Product, Order, OrderItem, Payment, User, Role)</w:t>
+      </w:r>
+    </w:p>
+    <w:p>
+      <w:pPr>
+        <w:numPr>
+          <w:ilvl w:val="0"/>
+          <w:numId w:val="40"/>
+        </w:numPr>
+        <w:spacing w:after="0"/>
+      </w:pPr>
+      <w:r>
+        <w:t>VAT handling per product</w:t>
+      </w:r>
+    </w:p>
+    <w:p>
+      <w:pPr>
+        <w:numPr>
+          <w:ilvl w:val="0"/>
+          <w:numId w:val="40"/>
+        </w:numPr>
+        <w:spacing w:after="0"/>
+      </w:pPr>
+      <w:r>
+        <w:t>Snapshot pricing system (UnitPriceExclVAT + VATRate copied into OrderItem)</w:t>
+      </w:r>
+    </w:p>
+    <w:p>
+      <w:pPr>
+        <w:numPr>
+          <w:ilvl w:val="0"/>
+          <w:numId w:val="40"/>
+        </w:numPr>
+        <w:spacing w:after="0"/>
+      </w:pPr>
+      <w:r>
+        <w:t>Structured commercial and financial workflow</w:t>
+      </w:r>
+    </w:p>
+    <w:p>
+      <w:pPr>
+        <w:numPr>
+          <w:ilvl w:val="0"/>
+          <w:numId w:val="40"/>
+        </w:numPr>
+        <w:spacing w:after="0"/>
+      </w:pPr>
+      <w:r>
+        <w:t>JWT authentication with role-based access</w:t>
+      </w:r>
+    </w:p>
+    <w:p>
+      <w:pPr>
+        <w:numPr>
+          <w:ilvl w:val="0"/>
+          <w:numId w:val="40"/>
+        </w:numPr>
+        <w:spacing w:after="0"/>
+      </w:pPr>
+      <w:r>
+        <w:t>Statistical dashboard based on real data</w:t>
+      </w:r>
+    </w:p>
+    <w:p>
+      <w:pPr>
+        <w:numPr>
+          <w:ilvl w:val="0"/>
+          <w:numId w:val="40"/>
+        </w:numPr>
+        <w:spacing w:after="0"/>
+      </w:pPr>
+      <w:r>
+        <w:t>Secure transactional workflows</w:t>
+      </w:r>
+    </w:p>
+    <w:p>
+      <w:pPr>
+        <w:numPr>
+          <w:ilvl w:val="0"/>
+          <w:numId w:val="40"/>
+        </w:numPr>
+        <w:spacing w:after="0"/>
+      </w:pPr>
+      <w:r>
+        <w:t>Unit tests for Domain and Application layers</w:t>
+      </w:r>
+    </w:p>
+    <w:p>
+      <w:pPr>
+        <w:spacing w:after="0"/>
+      </w:pPr>
+      <w:r>
+        <w:pict w14:anchorId="1D1F7727">
+          <v:rect id="_x0000_i1088" style="width:0;height:1.5pt" o:hralign="center" o:hrstd="t" o:hr="t" fillcolor="#a0a0a0" stroked="f"/>
         </w:pict>
       </w:r>
     </w:p>
     <w:p>
       <w:pPr>
+        <w:spacing w:after="0"/>
         <w:rPr>
           <w:b/>
           <w:bCs/>
         </w:rPr>
+      </w:pPr>
+    </w:p>
+    <w:p>
+      <w:pPr>
+        <w:spacing w:after="0"/>
       </w:pPr>
       <w:r>
         <w:rPr>
           <w:b/>
           <w:bCs/>
         </w:rPr>
-        <w:t>1️</w:t>
-      </w:r>
-      <w:r>
-        <w:rPr>
-          <w:rFonts w:ascii="Segoe UI Symbol" w:hAnsi="Segoe UI Symbol" w:cs="Segoe UI Symbol"/>
-          <w:b/>
-          <w:bCs/>
-        </w:rPr>
-        <w:t xml:space="preserve"> </w:t>
-      </w:r>
-      <w:r>
-        <w:rPr>
-          <w:b/>
-          <w:bCs/>
-        </w:rPr>
-        <w:t>Objectif pédagogique</w:t>
-      </w:r>
-    </w:p>
-    <w:p>
-      <w:r>
-        <w:t>Développer un Mini ERP PME complet avec :</w:t>
-      </w:r>
-    </w:p>
-    <w:p>
-      <w:pPr>
-        <w:numPr>
-          <w:ilvl w:val="0"/>
-          <w:numId w:val="19"/>
-        </w:numPr>
-      </w:pPr>
-      <w:r>
-        <w:t>Clean Architecture stricte (Domain / Application / Infrastructure / API / Frontend)</w:t>
-      </w:r>
-    </w:p>
-    <w:p>
-      <w:pPr>
-        <w:numPr>
-          <w:ilvl w:val="0"/>
-          <w:numId w:val="19"/>
-        </w:numPr>
-      </w:pPr>
-      <w:r>
-        <w:t>Domain model professionnel (Product, Client, Address, Order, OrderItem, User, Role)</w:t>
-      </w:r>
-    </w:p>
-    <w:p>
-      <w:pPr>
-        <w:numPr>
-          <w:ilvl w:val="0"/>
-          <w:numId w:val="19"/>
-        </w:numPr>
-      </w:pPr>
-      <w:r>
-        <w:t>Gestion de TVA par produit</w:t>
-      </w:r>
-    </w:p>
-    <w:p>
-      <w:pPr>
-        <w:numPr>
-          <w:ilvl w:val="0"/>
-          <w:numId w:val="19"/>
-        </w:numPr>
-      </w:pPr>
-      <w:r>
-        <w:t>Snapshot pricing (price + VAT copiés dans OrderItem)</w:t>
-      </w:r>
-    </w:p>
-    <w:p>
-      <w:pPr>
-        <w:numPr>
-          <w:ilvl w:val="0"/>
-          <w:numId w:val="19"/>
-        </w:numPr>
-      </w:pPr>
-      <w:r>
-        <w:t>Workflow métier structuré</w:t>
-      </w:r>
-    </w:p>
-    <w:p>
-      <w:pPr>
-        <w:numPr>
-          <w:ilvl w:val="0"/>
-          <w:numId w:val="19"/>
-        </w:numPr>
-      </w:pPr>
-      <w:r>
-        <w:t>Authentification JWT + gestion des rôles</w:t>
-      </w:r>
-    </w:p>
-    <w:p>
-      <w:pPr>
-        <w:numPr>
-          <w:ilvl w:val="0"/>
-          <w:numId w:val="19"/>
-        </w:numPr>
-      </w:pPr>
-      <w:r>
-        <w:t>Dashboard statistique basé sur données réelles</w:t>
-      </w:r>
-    </w:p>
-    <w:p>
-      <w:pPr>
-        <w:numPr>
-          <w:ilvl w:val="0"/>
-          <w:numId w:val="19"/>
-        </w:numPr>
-      </w:pPr>
-      <w:r>
-        <w:t>Transactions métier sécurisées</w:t>
-      </w:r>
-    </w:p>
-    <w:p>
-      <w:pPr>
-        <w:numPr>
-          <w:ilvl w:val="0"/>
-          <w:numId w:val="19"/>
-        </w:numPr>
-      </w:pPr>
-      <w:r>
-        <w:t>Tests unitaires Domain + Application</w:t>
-      </w:r>
-    </w:p>
-    <w:p>
-      <w:r>
-        <w:pict w14:anchorId="2C5A1C4F">
-          <v:rect id="_x0000_i1118" style="width:0;height:1.5pt" o:hralign="center" o:hrstd="t" o:hr="t" fillcolor="#a0a0a0" stroked="f"/>
-        </w:pict>
-      </w:r>
-    </w:p>
-    <w:p>
-      <w:pPr>
-        <w:rPr>
-          <w:b/>
-          <w:bCs/>
-        </w:rPr>
-      </w:pPr>
-    </w:p>
-    <w:p>
-      <w:pPr>
-        <w:rPr>
-          <w:b/>
-          <w:bCs/>
-        </w:rPr>
-      </w:pPr>
-    </w:p>
-    <w:p>
-      <w:pPr>
-        <w:rPr>
-          <w:b/>
-          <w:bCs/>
-        </w:rPr>
-      </w:pPr>
-    </w:p>
-    <w:p>
-      <w:pPr>
-        <w:rPr>
-          <w:b/>
-          <w:bCs/>
-        </w:rPr>
-      </w:pPr>
-    </w:p>
-    <w:p>
-      <w:pPr>
-        <w:rPr>
-          <w:b/>
-          <w:bCs/>
-        </w:rPr>
-      </w:pPr>
-    </w:p>
-    <w:p>
-      <w:pPr>
-        <w:rPr>
-          <w:b/>
-          <w:bCs/>
-        </w:rPr>
-      </w:pPr>
-    </w:p>
-    <w:p>
-      <w:pPr>
-        <w:rPr>
-          <w:b/>
-          <w:bCs/>
-        </w:rPr>
-      </w:pPr>
-    </w:p>
-    <w:p>
-      <w:pPr>
-        <w:rPr>
-          <w:b/>
-          <w:bCs/>
-        </w:rPr>
-      </w:pPr>
-    </w:p>
-    <w:p>
-      <w:pPr>
-        <w:rPr>
-          <w:b/>
-          <w:bCs/>
-        </w:rPr>
-      </w:pPr>
-    </w:p>
-    <w:p>
-      <w:pPr>
-        <w:rPr>
-          <w:b/>
-          <w:bCs/>
-        </w:rPr>
-      </w:pPr>
-    </w:p>
-    <w:p>
-      <w:pPr>
-        <w:rPr>
-          <w:b/>
-          <w:bCs/>
-        </w:rPr>
-      </w:pPr>
-    </w:p>
-    <w:p>
-      <w:pPr>
-        <w:rPr>
-          <w:b/>
-          <w:bCs/>
-        </w:rPr>
-      </w:pPr>
-    </w:p>
-    <w:p>
-      <w:pPr>
-        <w:rPr>
-          <w:b/>
-          <w:bCs/>
-        </w:rPr>
-      </w:pPr>
-    </w:p>
-    <w:p>
-      <w:pPr>
-        <w:rPr>
-          <w:b/>
-          <w:bCs/>
-        </w:rPr>
-      </w:pPr>
-      <w:r>
-        <w:rPr>
-          <w:b/>
-          <w:bCs/>
-        </w:rPr>
-        <w:lastRenderedPageBreak/>
-        <w:t>2️</w:t>
-      </w:r>
-      <w:r>
-        <w:rPr>
-          <w:rFonts w:ascii="Segoe UI Symbol" w:hAnsi="Segoe UI Symbol" w:cs="Segoe UI Symbol"/>
-          <w:b/>
-          <w:bCs/>
-        </w:rPr>
-        <w:t xml:space="preserve"> </w:t>
-      </w:r>
-      <w:r>
-        <w:rPr>
-          <w:b/>
-          <w:bCs/>
-        </w:rPr>
-        <w:t>Modules fonctionnels</w:t>
-      </w:r>
-    </w:p>
-    <w:p>
-      <w:pPr>
-        <w:rPr>
-          <w:b/>
-          <w:bCs/>
-        </w:rPr>
-      </w:pPr>
-      <w:r>
-        <w:rPr>
-          <w:b/>
-          <w:bCs/>
-        </w:rPr>
-        <w:t>A) Clients</w:t>
-      </w:r>
-    </w:p>
-    <w:p>
-      <w:r>
-        <w:t>Basé sur :</w:t>
-      </w:r>
-    </w:p>
-    <w:p>
-      <w:pPr>
-        <w:numPr>
-          <w:ilvl w:val="0"/>
-          <w:numId w:val="20"/>
-        </w:numPr>
-      </w:pPr>
-      <w:r>
-        <w:t>Client</w:t>
-      </w:r>
-    </w:p>
-    <w:p>
-      <w:pPr>
-        <w:numPr>
-          <w:ilvl w:val="0"/>
-          <w:numId w:val="20"/>
-        </w:numPr>
-      </w:pPr>
-      <w:r>
-        <w:t>Address (1..N)</w:t>
-      </w:r>
-    </w:p>
-    <w:p>
-      <w:pPr>
-        <w:numPr>
-          <w:ilvl w:val="0"/>
-          <w:numId w:val="20"/>
-        </w:numPr>
-      </w:pPr>
-      <w:r>
-        <w:t>ClientType (B2B / B2C)</w:t>
-      </w:r>
-    </w:p>
-    <w:p>
-      <w:pPr>
-        <w:numPr>
-          <w:ilvl w:val="0"/>
-          <w:numId w:val="20"/>
-        </w:numPr>
-      </w:pPr>
-      <w:r>
-        <w:t>ClientStatus (Active / Inactive)</w:t>
-      </w:r>
-    </w:p>
-    <w:p/>
-    <w:p>
-      <w:r>
-        <w:t>Fonctionnalités :</w:t>
-      </w:r>
-    </w:p>
-    <w:p>
-      <w:pPr>
-        <w:numPr>
-          <w:ilvl w:val="0"/>
-          <w:numId w:val="21"/>
-        </w:numPr>
-      </w:pPr>
-      <w:r>
-        <w:t>Create / Update / Deactivate Client</w:t>
-      </w:r>
-    </w:p>
-    <w:p>
-      <w:pPr>
-        <w:numPr>
-          <w:ilvl w:val="0"/>
-          <w:numId w:val="21"/>
-        </w:numPr>
-      </w:pPr>
-      <w:r>
-        <w:t>Manage multiple addresses (Billing / Shipping)</w:t>
-      </w:r>
-    </w:p>
-    <w:p>
-      <w:pPr>
-        <w:numPr>
-          <w:ilvl w:val="0"/>
-          <w:numId w:val="21"/>
-        </w:numPr>
-      </w:pPr>
-      <w:r>
-        <w:t>Validation Email, Phone</w:t>
-      </w:r>
-    </w:p>
-    <w:p>
-      <w:pPr>
-        <w:numPr>
-          <w:ilvl w:val="0"/>
-          <w:numId w:val="21"/>
-        </w:numPr>
-      </w:pPr>
-      <w:r>
-        <w:t>Filter by Type (B2B/B2C)</w:t>
-      </w:r>
-    </w:p>
-    <w:p>
-      <w:pPr>
-        <w:numPr>
-          <w:ilvl w:val="0"/>
-          <w:numId w:val="21"/>
-        </w:numPr>
-      </w:pPr>
-      <w:r>
-        <w:t>Prevent deletion if linked to Orders</w:t>
-      </w:r>
-    </w:p>
-    <w:p>
-      <w:r>
-        <w:pict w14:anchorId="17FCC4F0">
-          <v:rect id="_x0000_i1119" style="width:0;height:1.5pt" o:hralign="center" o:hrstd="t" o:hr="t" fillcolor="#a0a0a0" stroked="f"/>
-        </w:pict>
-      </w:r>
-    </w:p>
-    <w:p>
-      <w:pPr>
-        <w:rPr>
-          <w:b/>
-          <w:bCs/>
-        </w:rPr>
-      </w:pPr>
-    </w:p>
-    <w:p>
-      <w:pPr>
-        <w:rPr>
-          <w:b/>
-          <w:bCs/>
-        </w:rPr>
-      </w:pPr>
-    </w:p>
-    <w:p>
-      <w:pPr>
-        <w:rPr>
-          <w:b/>
-          <w:bCs/>
-        </w:rPr>
-      </w:pPr>
-    </w:p>
-    <w:p>
-      <w:pPr>
-        <w:rPr>
-          <w:b/>
-          <w:bCs/>
-        </w:rPr>
-      </w:pPr>
-    </w:p>
-    <w:p>
-      <w:pPr>
-        <w:rPr>
-          <w:b/>
-          <w:bCs/>
-        </w:rPr>
-      </w:pPr>
-    </w:p>
-    <w:p>
-      <w:pPr>
-        <w:rPr>
-          <w:b/>
-          <w:bCs/>
-        </w:rPr>
-      </w:pPr>
-    </w:p>
-    <w:p>
-      <w:pPr>
-        <w:rPr>
-          <w:b/>
-          <w:bCs/>
-        </w:rPr>
-      </w:pPr>
-    </w:p>
-    <w:p>
-      <w:pPr>
-        <w:rPr>
-          <w:b/>
-          <w:bCs/>
-        </w:rPr>
-      </w:pPr>
-    </w:p>
-    <w:p>
-      <w:pPr>
-        <w:rPr>
-          <w:b/>
-          <w:bCs/>
-        </w:rPr>
-      </w:pPr>
-    </w:p>
-    <w:p>
-      <w:pPr>
-        <w:rPr>
-          <w:b/>
-          <w:bCs/>
-        </w:rPr>
-      </w:pPr>
-    </w:p>
-    <w:p>
-      <w:pPr>
-        <w:rPr>
-          <w:b/>
-          <w:bCs/>
-        </w:rPr>
-      </w:pPr>
-    </w:p>
-    <w:p>
-      <w:pPr>
-        <w:rPr>
-          <w:b/>
-          <w:bCs/>
-        </w:rPr>
-      </w:pPr>
-    </w:p>
-    <w:p>
-      <w:pPr>
-        <w:rPr>
-          <w:b/>
-          <w:bCs/>
-        </w:rPr>
-      </w:pPr>
-    </w:p>
-    <w:p>
-      <w:pPr>
-        <w:rPr>
-          <w:b/>
-          <w:bCs/>
-        </w:rPr>
-      </w:pPr>
-      <w:r>
-        <w:rPr>
-          <w:b/>
-          <w:bCs/>
-        </w:rPr>
-        <w:lastRenderedPageBreak/>
-        <w:t>B) Products</w:t>
-      </w:r>
-    </w:p>
-    <w:p>
-      <w:r>
-        <w:t>Basé sur :</w:t>
-      </w:r>
-    </w:p>
-    <w:p>
-      <w:pPr>
-        <w:numPr>
-          <w:ilvl w:val="0"/>
-          <w:numId w:val="22"/>
-        </w:numPr>
-      </w:pPr>
-      <w:r>
-        <w:t>Product</w:t>
-      </w:r>
-    </w:p>
-    <w:p>
-      <w:pPr>
-        <w:numPr>
-          <w:ilvl w:val="0"/>
-          <w:numId w:val="22"/>
-        </w:numPr>
-      </w:pPr>
-      <w:r>
-        <w:t>ProductType</w:t>
-      </w:r>
-    </w:p>
-    <w:p>
-      <w:pPr>
-        <w:numPr>
-          <w:ilvl w:val="0"/>
-          <w:numId w:val="22"/>
-        </w:numPr>
-      </w:pPr>
-      <w:r>
-        <w:t>ProductStatus</w:t>
-      </w:r>
-    </w:p>
-    <w:p>
-      <w:pPr>
-        <w:numPr>
-          <w:ilvl w:val="0"/>
-          <w:numId w:val="22"/>
-        </w:numPr>
-      </w:pPr>
-      <w:r>
-        <w:t>StockQuantity</w:t>
-      </w:r>
-    </w:p>
-    <w:p>
-      <w:pPr>
-        <w:numPr>
-          <w:ilvl w:val="0"/>
-          <w:numId w:val="22"/>
-        </w:numPr>
-      </w:pPr>
-      <w:r>
-        <w:t>UnitPriceExclVAT</w:t>
-      </w:r>
-    </w:p>
-    <w:p>
-      <w:pPr>
-        <w:numPr>
-          <w:ilvl w:val="0"/>
-          <w:numId w:val="22"/>
-        </w:numPr>
-      </w:pPr>
-      <w:r>
-        <w:t>VATRate (specific per product)</w:t>
-      </w:r>
-    </w:p>
-    <w:p>
-      <w:pPr>
-        <w:numPr>
-          <w:ilvl w:val="0"/>
-          <w:numId w:val="22"/>
-        </w:numPr>
-      </w:pPr>
-      <w:r>
-        <w:t>Size (for shipping calculation later)</w:t>
-      </w:r>
-    </w:p>
-    <w:p>
-      <w:r>
-        <w:t>Fonctionnalités :</w:t>
-      </w:r>
-    </w:p>
-    <w:p>
-      <w:pPr>
-        <w:numPr>
-          <w:ilvl w:val="0"/>
-          <w:numId w:val="23"/>
-        </w:numPr>
-      </w:pPr>
-      <w:r>
-        <w:t>Create / Update / Deactivate Product</w:t>
-      </w:r>
-    </w:p>
-    <w:p>
-      <w:pPr>
-        <w:numPr>
-          <w:ilvl w:val="0"/>
-          <w:numId w:val="23"/>
-        </w:numPr>
-      </w:pPr>
-      <w:r>
-        <w:t>Low stock alert</w:t>
-      </w:r>
-    </w:p>
-    <w:p>
-      <w:pPr>
-        <w:numPr>
-          <w:ilvl w:val="0"/>
-          <w:numId w:val="23"/>
-        </w:numPr>
-      </w:pPr>
-      <w:r>
-        <w:t>Cannot order if ProductStatus != Active</w:t>
-      </w:r>
-    </w:p>
-    <w:p>
-      <w:pPr>
-        <w:numPr>
-          <w:ilvl w:val="0"/>
-          <w:numId w:val="23"/>
-        </w:numPr>
-      </w:pPr>
-      <w:r>
-        <w:t>VAT defined at product level</w:t>
-      </w:r>
-    </w:p>
-    <w:p>
-      <w:pPr>
-        <w:numPr>
-          <w:ilvl w:val="0"/>
-          <w:numId w:val="23"/>
-        </w:numPr>
-      </w:pPr>
-      <w:r>
-        <w:t>Price history handled via OrderItem snapshot</w:t>
-      </w:r>
-    </w:p>
-    <w:p>
-      <w:r>
-        <w:t>Important:</w:t>
-      </w:r>
-      <w:r>
-        <w:br/>
-        <w:t>On confirme que UnitPriceExclVAT + VATRate sont copiés dans OrderItem à la création.</w:t>
-      </w:r>
-    </w:p>
-    <w:p>
-      <w:r>
-        <w:pict w14:anchorId="571BF48B">
-          <v:rect id="_x0000_i1120" style="width:0;height:1.5pt" o:hralign="center" o:hrstd="t" o:hr="t" fillcolor="#a0a0a0" stroked="f"/>
-        </w:pict>
-      </w:r>
-    </w:p>
-    <w:p>
-      <w:pPr>
-        <w:rPr>
-          <w:b/>
-          <w:bCs/>
-        </w:rPr>
-      </w:pPr>
-    </w:p>
-    <w:p>
-      <w:pPr>
-        <w:rPr>
-          <w:b/>
-          <w:bCs/>
-        </w:rPr>
-      </w:pPr>
-    </w:p>
-    <w:p>
-      <w:pPr>
-        <w:rPr>
-          <w:b/>
-          <w:bCs/>
-        </w:rPr>
-      </w:pPr>
-    </w:p>
-    <w:p>
-      <w:pPr>
-        <w:rPr>
-          <w:b/>
-          <w:bCs/>
-        </w:rPr>
-      </w:pPr>
-    </w:p>
-    <w:p>
-      <w:pPr>
-        <w:rPr>
-          <w:b/>
-          <w:bCs/>
-        </w:rPr>
-      </w:pPr>
-    </w:p>
-    <w:p>
-      <w:pPr>
-        <w:rPr>
-          <w:b/>
-          <w:bCs/>
-        </w:rPr>
-      </w:pPr>
-    </w:p>
-    <w:p>
-      <w:pPr>
-        <w:rPr>
-          <w:b/>
-          <w:bCs/>
-        </w:rPr>
-      </w:pPr>
-    </w:p>
-    <w:p>
-      <w:pPr>
-        <w:rPr>
-          <w:b/>
-          <w:bCs/>
-        </w:rPr>
-      </w:pPr>
-    </w:p>
-    <w:p>
-      <w:pPr>
-        <w:rPr>
-          <w:b/>
-          <w:bCs/>
-        </w:rPr>
-      </w:pPr>
-    </w:p>
-    <w:p>
-      <w:pPr>
-        <w:rPr>
-          <w:b/>
-          <w:bCs/>
-        </w:rPr>
-      </w:pPr>
-    </w:p>
-    <w:p>
-      <w:pPr>
-        <w:rPr>
-          <w:b/>
-          <w:bCs/>
-        </w:rPr>
-      </w:pPr>
-      <w:r>
-        <w:rPr>
-          <w:b/>
-          <w:bCs/>
-        </w:rPr>
-        <w:lastRenderedPageBreak/>
-        <w:t>C) Orders</w:t>
-      </w:r>
-    </w:p>
-    <w:p>
-      <w:r>
-        <w:t>Basé sur :</w:t>
-      </w:r>
-    </w:p>
-    <w:p>
-      <w:pPr>
-        <w:numPr>
-          <w:ilvl w:val="0"/>
-          <w:numId w:val="24"/>
-        </w:numPr>
-      </w:pPr>
-      <w:r>
-        <w:t>Order</w:t>
-      </w:r>
-    </w:p>
-    <w:p>
-      <w:pPr>
-        <w:numPr>
-          <w:ilvl w:val="0"/>
-          <w:numId w:val="24"/>
-        </w:numPr>
-      </w:pPr>
-      <w:r>
-        <w:t>OrderItem</w:t>
-      </w:r>
-    </w:p>
-    <w:p>
-      <w:pPr>
-        <w:numPr>
-          <w:ilvl w:val="0"/>
-          <w:numId w:val="24"/>
-        </w:numPr>
-      </w:pPr>
-      <w:r>
-        <w:t>OrderStatus (Draft → Confirmed → Shipped → Cancelled)</w:t>
-      </w:r>
-    </w:p>
-    <w:p>
-      <w:pPr>
-        <w:numPr>
-          <w:ilvl w:val="0"/>
-          <w:numId w:val="24"/>
-        </w:numPr>
-      </w:pPr>
-      <w:r>
-        <w:t>Snapshot pricing system</w:t>
-      </w:r>
-    </w:p>
-    <w:p>
-      <w:r>
-        <w:t>Fonctionnalités :</w:t>
-      </w:r>
-    </w:p>
-    <w:p>
-      <w:pPr>
-        <w:numPr>
-          <w:ilvl w:val="0"/>
-          <w:numId w:val="25"/>
-        </w:numPr>
-      </w:pPr>
-      <w:r>
-        <w:t>Create Order (Draft)</w:t>
-      </w:r>
-    </w:p>
-    <w:p>
-      <w:pPr>
-        <w:numPr>
-          <w:ilvl w:val="0"/>
-          <w:numId w:val="25"/>
-        </w:numPr>
-      </w:pPr>
-      <w:r>
-        <w:t>Add / Remove OrderItems</w:t>
-      </w:r>
-    </w:p>
-    <w:p>
-      <w:pPr>
-        <w:numPr>
-          <w:ilvl w:val="0"/>
-          <w:numId w:val="25"/>
-        </w:numPr>
-      </w:pPr>
-      <w:r>
-        <w:t>Automatic total calculation</w:t>
-      </w:r>
-    </w:p>
-    <w:p>
-      <w:pPr>
-        <w:numPr>
-          <w:ilvl w:val="0"/>
-          <w:numId w:val="25"/>
-        </w:numPr>
-      </w:pPr>
-      <w:r>
-        <w:t>Stock validation</w:t>
-      </w:r>
-    </w:p>
-    <w:p>
-      <w:pPr>
-        <w:numPr>
-          <w:ilvl w:val="0"/>
-          <w:numId w:val="25"/>
-        </w:numPr>
-      </w:pPr>
-      <w:r>
-        <w:t>Confirm Order (transactional)</w:t>
-      </w:r>
-    </w:p>
-    <w:p>
-      <w:pPr>
-        <w:numPr>
-          <w:ilvl w:val="0"/>
-          <w:numId w:val="25"/>
-        </w:numPr>
-      </w:pPr>
-      <w:r>
-        <w:t>Stock decrement only on Confirm</w:t>
-      </w:r>
-    </w:p>
-    <w:p>
-      <w:pPr>
-        <w:numPr>
-          <w:ilvl w:val="0"/>
-          <w:numId w:val="25"/>
-        </w:numPr>
-      </w:pPr>
-      <w:r>
-        <w:t>Cannot confirm if:</w:t>
-      </w:r>
-    </w:p>
-    <w:p>
-      <w:pPr>
-        <w:numPr>
-          <w:ilvl w:val="1"/>
-          <w:numId w:val="25"/>
-        </w:numPr>
-      </w:pPr>
-      <w:r>
-        <w:t>No items</w:t>
-      </w:r>
-    </w:p>
-    <w:p>
-      <w:pPr>
-        <w:numPr>
-          <w:ilvl w:val="1"/>
-          <w:numId w:val="25"/>
-        </w:numPr>
-      </w:pPr>
-      <w:r>
-        <w:t>Insufficient stock</w:t>
-      </w:r>
-    </w:p>
-    <w:p>
-      <w:pPr>
-        <w:numPr>
-          <w:ilvl w:val="1"/>
-          <w:numId w:val="25"/>
-        </w:numPr>
-      </w:pPr>
-      <w:r>
-        <w:t>Product inactive</w:t>
-      </w:r>
-    </w:p>
-    <w:p>
-      <w:r>
-        <w:t>OrderItem contient :</w:t>
-      </w:r>
-    </w:p>
-    <w:p>
-      <w:pPr>
-        <w:numPr>
-          <w:ilvl w:val="0"/>
-          <w:numId w:val="26"/>
-        </w:numPr>
-      </w:pPr>
-      <w:r>
-        <w:t>UnitPriceExclVAT (snapshot)</w:t>
-      </w:r>
-    </w:p>
-    <w:p>
-      <w:pPr>
-        <w:numPr>
-          <w:ilvl w:val="0"/>
-          <w:numId w:val="26"/>
-        </w:numPr>
-      </w:pPr>
-      <w:r>
-        <w:t>VATRate (snapshot)</w:t>
-      </w:r>
-    </w:p>
-    <w:p>
-      <w:pPr>
-        <w:numPr>
-          <w:ilvl w:val="0"/>
-          <w:numId w:val="26"/>
-        </w:numPr>
-      </w:pPr>
-      <w:r>
-        <w:t>Quantity</w:t>
-      </w:r>
-    </w:p>
-    <w:p>
-      <w:pPr>
-        <w:numPr>
-          <w:ilvl w:val="0"/>
-          <w:numId w:val="26"/>
-        </w:numPr>
-      </w:pPr>
-      <w:r>
-        <w:t>LineTotalExclVAT</w:t>
-      </w:r>
-    </w:p>
-    <w:p>
-      <w:pPr>
-        <w:numPr>
-          <w:ilvl w:val="0"/>
-          <w:numId w:val="26"/>
-        </w:numPr>
-      </w:pPr>
-      <w:r>
-        <w:t>LineTotalInclVAT</w:t>
-      </w:r>
-    </w:p>
-    <w:p>
-      <w:r>
-        <w:pict w14:anchorId="66814BAA">
-          <v:rect id="_x0000_i1121" style="width:0;height:1.5pt" o:hralign="center" o:hrstd="t" o:hr="t" fillcolor="#a0a0a0" stroked="f"/>
-        </w:pict>
-      </w:r>
-    </w:p>
-    <w:p>
-      <w:pPr>
-        <w:rPr>
-          <w:b/>
-          <w:bCs/>
-        </w:rPr>
-      </w:pPr>
-    </w:p>
-    <w:p>
-      <w:pPr>
-        <w:rPr>
-          <w:b/>
-          <w:bCs/>
-        </w:rPr>
-      </w:pPr>
-    </w:p>
-    <w:p>
-      <w:pPr>
-        <w:rPr>
-          <w:b/>
-          <w:bCs/>
-        </w:rPr>
-      </w:pPr>
-    </w:p>
-    <w:p>
-      <w:pPr>
-        <w:rPr>
-          <w:b/>
-          <w:bCs/>
-        </w:rPr>
-      </w:pPr>
-    </w:p>
-    <w:p>
-      <w:pPr>
-        <w:rPr>
-          <w:b/>
-          <w:bCs/>
-        </w:rPr>
-      </w:pPr>
-      <w:r>
-        <w:rPr>
-          <w:b/>
-          <w:bCs/>
-        </w:rPr>
-        <w:lastRenderedPageBreak/>
-        <w:t>D) Dashboard</w:t>
-      </w:r>
-    </w:p>
-    <w:p>
-      <w:r>
-        <w:t>Basé sur données Order + OrderItem</w:t>
-      </w:r>
-    </w:p>
-    <w:p>
-      <w:r>
-        <w:t>Indicateurs :</w:t>
-      </w:r>
-    </w:p>
-    <w:p>
-      <w:pPr>
-        <w:numPr>
-          <w:ilvl w:val="0"/>
-          <w:numId w:val="27"/>
-        </w:numPr>
-      </w:pPr>
-      <w:r>
-        <w:t>Monthly revenue (Excl VAT / Incl VAT)</w:t>
-      </w:r>
-    </w:p>
-    <w:p>
-      <w:pPr>
-        <w:numPr>
-          <w:ilvl w:val="0"/>
-          <w:numId w:val="27"/>
-        </w:numPr>
-      </w:pPr>
-      <w:r>
-        <w:t>Top selling products</w:t>
-      </w:r>
-    </w:p>
-    <w:p>
-      <w:pPr>
-        <w:numPr>
-          <w:ilvl w:val="0"/>
-          <w:numId w:val="27"/>
-        </w:numPr>
-      </w:pPr>
-      <w:r>
-        <w:t>Total orders count</w:t>
-      </w:r>
-    </w:p>
-    <w:p>
-      <w:pPr>
-        <w:numPr>
-          <w:ilvl w:val="0"/>
-          <w:numId w:val="27"/>
-        </w:numPr>
-      </w:pPr>
-      <w:r>
-        <w:t>Orders by status</w:t>
-      </w:r>
-    </w:p>
-    <w:p>
-      <w:pPr>
-        <w:numPr>
-          <w:ilvl w:val="0"/>
-          <w:numId w:val="27"/>
-        </w:numPr>
-      </w:pPr>
-      <w:r>
-        <w:t>Low stock products</w:t>
-      </w:r>
-    </w:p>
-    <w:p>
-      <w:r>
-        <w:t>Dashboard accessible :</w:t>
-      </w:r>
-    </w:p>
-    <w:p>
-      <w:pPr>
-        <w:numPr>
-          <w:ilvl w:val="0"/>
-          <w:numId w:val="28"/>
-        </w:numPr>
-      </w:pPr>
-      <w:r>
-        <w:t>Admin : full</w:t>
-      </w:r>
-    </w:p>
-    <w:p>
-      <w:pPr>
-        <w:numPr>
-          <w:ilvl w:val="0"/>
-          <w:numId w:val="28"/>
-        </w:numPr>
-      </w:pPr>
-      <w:r>
-        <w:t>Employee : limited</w:t>
-      </w:r>
-    </w:p>
-    <w:p>
-      <w:r>
-        <w:pict w14:anchorId="0940AA6D">
-          <v:rect id="_x0000_i1122" style="width:0;height:1.5pt" o:hralign="center" o:hrstd="t" o:hr="t" fillcolor="#a0a0a0" stroked="f"/>
-        </w:pict>
-      </w:r>
-    </w:p>
-    <w:p>
-      <w:pPr>
-        <w:rPr>
-          <w:b/>
-          <w:bCs/>
-        </w:rPr>
-      </w:pPr>
-    </w:p>
-    <w:p>
-      <w:pPr>
-        <w:rPr>
-          <w:b/>
-          <w:bCs/>
-        </w:rPr>
-      </w:pPr>
-    </w:p>
-    <w:p>
-      <w:pPr>
-        <w:rPr>
-          <w:b/>
-          <w:bCs/>
-        </w:rPr>
-      </w:pPr>
-      <w:r>
-        <w:rPr>
-          <w:b/>
-          <w:bCs/>
-        </w:rPr>
-        <w:t>E) Authentication &amp; Roles</w:t>
-      </w:r>
-    </w:p>
-    <w:p>
-      <w:r>
-        <w:t>Basé sur :</w:t>
-      </w:r>
-    </w:p>
-    <w:p>
-      <w:pPr>
-        <w:numPr>
-          <w:ilvl w:val="0"/>
-          <w:numId w:val="29"/>
-        </w:numPr>
-      </w:pPr>
-      <w:r>
-        <w:t>User</w:t>
-      </w:r>
-    </w:p>
-    <w:p>
-      <w:pPr>
-        <w:numPr>
-          <w:ilvl w:val="0"/>
-          <w:numId w:val="29"/>
-        </w:numPr>
-      </w:pPr>
-      <w:r>
-        <w:t>Role</w:t>
-      </w:r>
-    </w:p>
-    <w:p>
-      <w:pPr>
-        <w:numPr>
-          <w:ilvl w:val="0"/>
-          <w:numId w:val="29"/>
-        </w:numPr>
-      </w:pPr>
-      <w:r>
-        <w:t>JWT</w:t>
-      </w:r>
-    </w:p>
-    <w:p>
-      <w:r>
-        <w:t>Roles définis :</w:t>
-      </w:r>
-    </w:p>
-    <w:p>
-      <w:pPr>
-        <w:numPr>
-          <w:ilvl w:val="0"/>
-          <w:numId w:val="30"/>
-        </w:numPr>
-      </w:pPr>
-      <w:r>
-        <w:t>Admin</w:t>
-      </w:r>
-    </w:p>
-    <w:p>
-      <w:pPr>
-        <w:numPr>
-          <w:ilvl w:val="0"/>
-          <w:numId w:val="30"/>
-        </w:numPr>
-      </w:pPr>
-      <w:r>
-        <w:t>Employee</w:t>
-      </w:r>
-    </w:p>
-    <w:p>
-      <w:r>
-        <w:t>Règles :</w:t>
-      </w:r>
-    </w:p>
-    <w:p>
-      <w:pPr>
-        <w:numPr>
-          <w:ilvl w:val="0"/>
-          <w:numId w:val="31"/>
-        </w:numPr>
-      </w:pPr>
-      <w:r>
-        <w:t>Admin → Full access</w:t>
-      </w:r>
-    </w:p>
-    <w:p>
-      <w:pPr>
-        <w:numPr>
-          <w:ilvl w:val="0"/>
-          <w:numId w:val="31"/>
-        </w:numPr>
-      </w:pPr>
-      <w:r>
-        <w:t>Employee → Create Order, View Products, View Clients</w:t>
-      </w:r>
-    </w:p>
-    <w:p>
-      <w:pPr>
-        <w:numPr>
-          <w:ilvl w:val="0"/>
-          <w:numId w:val="31"/>
-        </w:numPr>
-      </w:pPr>
-      <w:r>
-        <w:t>Only Admin → Manage Products, Manage Users</w:t>
-      </w:r>
-    </w:p>
-    <w:p>
-      <w:r>
-        <w:pict w14:anchorId="10D6E022">
-          <v:rect id="_x0000_i1123" style="width:0;height:1.5pt" o:hralign="center" o:hrstd="t" o:hr="t" fillcolor="#a0a0a0" stroked="f"/>
-        </w:pict>
-      </w:r>
-    </w:p>
-    <w:p>
-      <w:pPr>
-        <w:rPr>
-          <w:b/>
-          <w:bCs/>
-        </w:rPr>
-      </w:pPr>
-    </w:p>
-    <w:p>
-      <w:pPr>
-        <w:rPr>
-          <w:b/>
-          <w:bCs/>
-        </w:rPr>
-      </w:pPr>
-      <w:r>
-        <w:rPr>
-          <w:b/>
-          <w:bCs/>
-        </w:rPr>
-        <w:lastRenderedPageBreak/>
-        <w:t>3️</w:t>
-      </w:r>
-      <w:r>
-        <w:rPr>
-          <w:rFonts w:ascii="Segoe UI Symbol" w:hAnsi="Segoe UI Symbol" w:cs="Segoe UI Symbol"/>
-          <w:b/>
-          <w:bCs/>
-        </w:rPr>
-        <w:t xml:space="preserve"> </w:t>
-      </w:r>
-      <w:r>
-        <w:rPr>
-          <w:b/>
-          <w:bCs/>
-        </w:rPr>
-        <w:t>Règles métier critiques</w:t>
-      </w:r>
-    </w:p>
-    <w:p>
-      <w:r>
-        <w:rPr>
-          <w:rFonts w:ascii="Segoe UI Symbol" w:hAnsi="Segoe UI Symbol" w:cs="Segoe UI Symbol"/>
-        </w:rPr>
-        <w:t>✔</w:t>
-      </w:r>
-      <w:r>
-        <w:t xml:space="preserve"> Order must contain at least 1 OrderItem</w:t>
-      </w:r>
-      <w:r>
-        <w:br/>
-      </w:r>
-      <w:r>
-        <w:rPr>
-          <w:rFonts w:ascii="Segoe UI Symbol" w:hAnsi="Segoe UI Symbol" w:cs="Segoe UI Symbol"/>
-        </w:rPr>
-        <w:t>✔</w:t>
-      </w:r>
-      <w:r>
-        <w:t xml:space="preserve"> Stock checked on Confirm</w:t>
-      </w:r>
-      <w:r>
-        <w:br/>
-      </w:r>
-      <w:r>
-        <w:rPr>
-          <w:rFonts w:ascii="Segoe UI Symbol" w:hAnsi="Segoe UI Symbol" w:cs="Segoe UI Symbol"/>
-        </w:rPr>
-        <w:t>✔</w:t>
-      </w:r>
-      <w:r>
-        <w:t xml:space="preserve"> Stock reduced only on Confirm</w:t>
-      </w:r>
-      <w:r>
-        <w:br/>
-      </w:r>
-      <w:r>
-        <w:rPr>
-          <w:rFonts w:ascii="Segoe UI Symbol" w:hAnsi="Segoe UI Symbol" w:cs="Segoe UI Symbol"/>
-        </w:rPr>
-        <w:t>✔</w:t>
-      </w:r>
-      <w:r>
-        <w:t xml:space="preserve"> ProductStatus != Active </w:t>
-      </w:r>
-      <w:r>
-        <w:rPr>
-          <w:rFonts w:ascii="Aptos" w:hAnsi="Aptos" w:cs="Aptos"/>
-        </w:rPr>
-        <w:t>→</w:t>
-      </w:r>
-      <w:r>
-        <w:t xml:space="preserve"> cannot be ordered</w:t>
-      </w:r>
-      <w:r>
-        <w:br/>
-      </w:r>
-      <w:r>
-        <w:rPr>
-          <w:rFonts w:ascii="Segoe UI Symbol" w:hAnsi="Segoe UI Symbol" w:cs="Segoe UI Symbol"/>
-        </w:rPr>
-        <w:t>✔</w:t>
-      </w:r>
-      <w:r>
-        <w:t xml:space="preserve"> OrderItem price and VAT snapshot must not change after confirmation</w:t>
-      </w:r>
-      <w:r>
-        <w:br/>
-      </w:r>
-      <w:r>
-        <w:rPr>
-          <w:rFonts w:ascii="Segoe UI Symbol" w:hAnsi="Segoe UI Symbol" w:cs="Segoe UI Symbol"/>
-        </w:rPr>
-        <w:t>✔</w:t>
-      </w:r>
-      <w:r>
-        <w:t xml:space="preserve"> ClientStatus != Active </w:t>
-      </w:r>
-      <w:r>
-        <w:rPr>
-          <w:rFonts w:ascii="Aptos" w:hAnsi="Aptos" w:cs="Aptos"/>
-        </w:rPr>
-        <w:t>→</w:t>
-      </w:r>
-      <w:r>
-        <w:t xml:space="preserve"> cannot create new Order</w:t>
-      </w:r>
-      <w:r>
-        <w:br/>
-      </w:r>
-      <w:r>
-        <w:rPr>
-          <w:rFonts w:ascii="Segoe UI Symbol" w:hAnsi="Segoe UI Symbol" w:cs="Segoe UI Symbol"/>
-        </w:rPr>
-        <w:t>✔</w:t>
-      </w:r>
-      <w:r>
-        <w:t xml:space="preserve"> Address required for Order creation</w:t>
-      </w:r>
-      <w:r>
-        <w:br/>
-      </w:r>
-      <w:r>
-        <w:rPr>
-          <w:rFonts w:ascii="Segoe UI Symbol" w:hAnsi="Segoe UI Symbol" w:cs="Segoe UI Symbol"/>
-        </w:rPr>
-        <w:t>✔</w:t>
-      </w:r>
-      <w:r>
-        <w:t xml:space="preserve"> Order totals always recalculated from OrderItems (never manually stored without recalculation)</w:t>
-      </w:r>
-    </w:p>
-    <w:p>
-      <w:r>
-        <w:pict w14:anchorId="1E61253C">
-          <v:rect id="_x0000_i1124" style="width:0;height:1.5pt" o:hralign="center" o:hrstd="t" o:hr="t" fillcolor="#a0a0a0" stroked="f"/>
-        </w:pict>
-      </w:r>
-    </w:p>
-    <w:p>
-      <w:pPr>
-        <w:rPr>
-          <w:b/>
-          <w:bCs/>
-        </w:rPr>
-      </w:pPr>
-      <w:r>
-        <w:rPr>
-          <w:b/>
-          <w:bCs/>
-        </w:rPr>
-        <w:t>4️</w:t>
-      </w:r>
-      <w:r>
-        <w:rPr>
-          <w:rFonts w:ascii="Segoe UI Symbol" w:hAnsi="Segoe UI Symbol" w:cs="Segoe UI Symbol"/>
-          <w:b/>
-          <w:bCs/>
-        </w:rPr>
-        <w:t xml:space="preserve"> </w:t>
-      </w:r>
-      <w:r>
-        <w:rPr>
-          <w:b/>
-          <w:bCs/>
-        </w:rPr>
-        <w:t>Backend – Clean Architecture alignée</w:t>
-      </w:r>
-    </w:p>
-    <w:p>
-      <w:pPr>
-        <w:rPr>
-          <w:b/>
-          <w:bCs/>
-        </w:rPr>
-      </w:pPr>
-      <w:r>
-        <w:rPr>
-          <w:b/>
-          <w:bCs/>
-        </w:rPr>
-        <w:t>Domain</w:t>
-      </w:r>
-    </w:p>
-    <w:p>
-      <w:pPr>
-        <w:numPr>
-          <w:ilvl w:val="0"/>
-          <w:numId w:val="32"/>
-        </w:numPr>
-      </w:pPr>
-      <w:r>
-        <w:t>Entities:</w:t>
-      </w:r>
-    </w:p>
-    <w:p>
-      <w:pPr>
-        <w:numPr>
-          <w:ilvl w:val="1"/>
-          <w:numId w:val="32"/>
-        </w:numPr>
-      </w:pPr>
-      <w:r>
-        <w:t>Client</w:t>
-      </w:r>
-    </w:p>
-    <w:p>
-      <w:pPr>
-        <w:numPr>
-          <w:ilvl w:val="1"/>
-          <w:numId w:val="32"/>
-        </w:numPr>
-      </w:pPr>
-      <w:r>
-        <w:t>Address</w:t>
-      </w:r>
-    </w:p>
-    <w:p>
-      <w:pPr>
-        <w:numPr>
-          <w:ilvl w:val="1"/>
-          <w:numId w:val="32"/>
-        </w:numPr>
-      </w:pPr>
-      <w:r>
-        <w:t>Product</w:t>
-      </w:r>
-    </w:p>
-    <w:p>
-      <w:pPr>
-        <w:numPr>
-          <w:ilvl w:val="1"/>
-          <w:numId w:val="32"/>
-        </w:numPr>
-      </w:pPr>
-      <w:r>
-        <w:t>Order</w:t>
-      </w:r>
-    </w:p>
-    <w:p>
-      <w:pPr>
-        <w:numPr>
-          <w:ilvl w:val="1"/>
-          <w:numId w:val="32"/>
-        </w:numPr>
-      </w:pPr>
-      <w:r>
-        <w:t>OrderItem</w:t>
-      </w:r>
-    </w:p>
-    <w:p>
-      <w:pPr>
-        <w:numPr>
-          <w:ilvl w:val="1"/>
-          <w:numId w:val="32"/>
-        </w:numPr>
-      </w:pPr>
-      <w:r>
-        <w:t>User</w:t>
-      </w:r>
-    </w:p>
-    <w:p>
-      <w:pPr>
-        <w:numPr>
-          <w:ilvl w:val="1"/>
-          <w:numId w:val="32"/>
-        </w:numPr>
-      </w:pPr>
-      <w:r>
-        <w:t>Role</w:t>
-      </w:r>
-    </w:p>
-    <w:p>
-      <w:pPr>
-        <w:numPr>
-          <w:ilvl w:val="0"/>
-          <w:numId w:val="32"/>
-        </w:numPr>
-      </w:pPr>
-      <w:r>
-        <w:t>Enums:</w:t>
-      </w:r>
-    </w:p>
-    <w:p>
-      <w:pPr>
-        <w:numPr>
-          <w:ilvl w:val="1"/>
-          <w:numId w:val="32"/>
-        </w:numPr>
-      </w:pPr>
-      <w:r>
-        <w:t>ClientType</w:t>
-      </w:r>
-    </w:p>
-    <w:p>
-      <w:pPr>
-        <w:numPr>
-          <w:ilvl w:val="1"/>
-          <w:numId w:val="32"/>
-        </w:numPr>
-      </w:pPr>
-      <w:r>
-        <w:t>ClientStatus</w:t>
-      </w:r>
-    </w:p>
-    <w:p>
-      <w:pPr>
-        <w:numPr>
-          <w:ilvl w:val="1"/>
-          <w:numId w:val="32"/>
-        </w:numPr>
-      </w:pPr>
-      <w:r>
-        <w:t>ProductStatus</w:t>
-      </w:r>
-    </w:p>
-    <w:p>
-      <w:pPr>
-        <w:numPr>
-          <w:ilvl w:val="1"/>
-          <w:numId w:val="32"/>
-        </w:numPr>
-      </w:pPr>
-      <w:r>
-        <w:t>OrderStatus</w:t>
-      </w:r>
-    </w:p>
-    <w:p>
-      <w:pPr>
-        <w:numPr>
-          <w:ilvl w:val="0"/>
-          <w:numId w:val="32"/>
-        </w:numPr>
-      </w:pPr>
-      <w:r>
-        <w:t>Domain rules inside entities (not in controllers)</w:t>
-      </w:r>
-    </w:p>
-    <w:p>
-      <w:r>
-        <w:pict w14:anchorId="0FDE4112">
-          <v:rect id="_x0000_i1125" style="width:0;height:1.5pt" o:hralign="center" o:hrstd="t" o:hr="t" fillcolor="#a0a0a0" stroked="f"/>
-        </w:pict>
-      </w:r>
-    </w:p>
-    <w:p>
-      <w:pPr>
-        <w:rPr>
-          <w:b/>
-          <w:bCs/>
-        </w:rPr>
-      </w:pPr>
-    </w:p>
-    <w:p>
-      <w:pPr>
-        <w:rPr>
-          <w:b/>
-          <w:bCs/>
-        </w:rPr>
-      </w:pPr>
-    </w:p>
-    <w:p>
-      <w:pPr>
-        <w:rPr>
-          <w:b/>
-          <w:bCs/>
-        </w:rPr>
-      </w:pPr>
-      <w:r>
-        <w:rPr>
-          <w:b/>
-          <w:bCs/>
-        </w:rPr>
-        <w:lastRenderedPageBreak/>
-        <w:t>Application</w:t>
-      </w:r>
-    </w:p>
-    <w:p>
-      <w:r>
-        <w:t>Use Cases :</w:t>
-      </w:r>
-    </w:p>
-    <w:p>
-      <w:pPr>
-        <w:numPr>
-          <w:ilvl w:val="0"/>
-          <w:numId w:val="33"/>
-        </w:numPr>
-      </w:pPr>
-      <w:r>
-        <w:t>CreateClient</w:t>
-      </w:r>
-    </w:p>
-    <w:p>
-      <w:pPr>
-        <w:numPr>
-          <w:ilvl w:val="0"/>
-          <w:numId w:val="33"/>
-        </w:numPr>
-      </w:pPr>
-      <w:r>
-        <w:t>AddAddressToClient</w:t>
-      </w:r>
-    </w:p>
-    <w:p>
-      <w:pPr>
-        <w:numPr>
-          <w:ilvl w:val="0"/>
-          <w:numId w:val="33"/>
-        </w:numPr>
-      </w:pPr>
-      <w:r>
-        <w:t>CreateProduct</w:t>
-      </w:r>
-    </w:p>
-    <w:p>
-      <w:pPr>
-        <w:numPr>
-          <w:ilvl w:val="0"/>
-          <w:numId w:val="33"/>
-        </w:numPr>
-      </w:pPr>
-      <w:r>
-        <w:t>UpdateProductPrice</w:t>
-      </w:r>
-    </w:p>
-    <w:p>
-      <w:pPr>
-        <w:numPr>
-          <w:ilvl w:val="0"/>
-          <w:numId w:val="33"/>
-        </w:numPr>
-      </w:pPr>
-      <w:r>
-        <w:t>CreateOrder</w:t>
-      </w:r>
-    </w:p>
-    <w:p>
-      <w:pPr>
-        <w:numPr>
-          <w:ilvl w:val="0"/>
-          <w:numId w:val="33"/>
-        </w:numPr>
-      </w:pPr>
-      <w:r>
-        <w:t>AddOrderItem</w:t>
-      </w:r>
-    </w:p>
-    <w:p>
-      <w:pPr>
-        <w:numPr>
-          <w:ilvl w:val="0"/>
-          <w:numId w:val="33"/>
-        </w:numPr>
-      </w:pPr>
-      <w:r>
-        <w:t>ConfirmOrder</w:t>
-      </w:r>
-    </w:p>
-    <w:p>
-      <w:pPr>
-        <w:numPr>
-          <w:ilvl w:val="0"/>
-          <w:numId w:val="33"/>
-        </w:numPr>
-      </w:pPr>
-      <w:r>
-        <w:t>ShipOrder</w:t>
-      </w:r>
-    </w:p>
-    <w:p>
-      <w:pPr>
-        <w:numPr>
-          <w:ilvl w:val="0"/>
-          <w:numId w:val="33"/>
-        </w:numPr>
-      </w:pPr>
-      <w:r>
-        <w:t>GetDashboardStatistics</w:t>
-      </w:r>
-    </w:p>
-    <w:p>
-      <w:r>
-        <w:t>Transactions handled here (especially ConfirmOrder).</w:t>
-      </w:r>
-    </w:p>
-    <w:p>
-      <w:r>
-        <w:pict w14:anchorId="5C7313F2">
-          <v:rect id="_x0000_i1126" style="width:0;height:1.5pt" o:hralign="center" o:hrstd="t" o:hr="t" fillcolor="#a0a0a0" stroked="f"/>
-        </w:pict>
-      </w:r>
-    </w:p>
-    <w:p>
-      <w:pPr>
-        <w:rPr>
-          <w:b/>
-          <w:bCs/>
-        </w:rPr>
-      </w:pPr>
-      <w:r>
-        <w:rPr>
-          <w:b/>
-          <w:bCs/>
-        </w:rPr>
-        <w:t>Infrastructure</w:t>
-      </w:r>
-    </w:p>
-    <w:p>
-      <w:pPr>
-        <w:numPr>
-          <w:ilvl w:val="0"/>
-          <w:numId w:val="34"/>
-        </w:numPr>
-      </w:pPr>
-      <w:r>
-        <w:t>EF Core</w:t>
-      </w:r>
-    </w:p>
-    <w:p>
-      <w:pPr>
-        <w:numPr>
-          <w:ilvl w:val="0"/>
-          <w:numId w:val="34"/>
-        </w:numPr>
-      </w:pPr>
-      <w:r>
-        <w:t>Fluent API configuration</w:t>
-      </w:r>
-    </w:p>
-    <w:p>
-      <w:pPr>
-        <w:numPr>
-          <w:ilvl w:val="0"/>
-          <w:numId w:val="34"/>
-        </w:numPr>
-      </w:pPr>
-      <w:r>
-        <w:t>SQL Server</w:t>
-      </w:r>
-    </w:p>
-    <w:p>
-      <w:pPr>
-        <w:numPr>
-          <w:ilvl w:val="0"/>
-          <w:numId w:val="34"/>
-        </w:numPr>
-      </w:pPr>
-      <w:r>
-        <w:t>Snapshot fields persisted</w:t>
-      </w:r>
-    </w:p>
-    <w:p>
-      <w:pPr>
-        <w:numPr>
-          <w:ilvl w:val="0"/>
-          <w:numId w:val="34"/>
-        </w:numPr>
-      </w:pPr>
-      <w:r>
-        <w:t>Migrations</w:t>
-      </w:r>
-    </w:p>
-    <w:p>
-      <w:pPr>
-        <w:numPr>
-          <w:ilvl w:val="0"/>
-          <w:numId w:val="34"/>
-        </w:numPr>
-      </w:pPr>
-      <w:r>
-        <w:t>Seed Admin user</w:t>
-      </w:r>
-    </w:p>
-    <w:p>
-      <w:r>
-        <w:pict w14:anchorId="45D124E6">
-          <v:rect id="_x0000_i1127" style="width:0;height:1.5pt" o:hralign="center" o:hrstd="t" o:hr="t" fillcolor="#a0a0a0" stroked="f"/>
-        </w:pict>
-      </w:r>
-    </w:p>
-    <w:p>
-      <w:pPr>
-        <w:rPr>
-          <w:b/>
-          <w:bCs/>
-        </w:rPr>
-      </w:pPr>
-      <w:r>
-        <w:rPr>
-          <w:b/>
-          <w:bCs/>
-        </w:rPr>
-        <w:t>API</w:t>
-      </w:r>
-    </w:p>
-    <w:p>
-      <w:pPr>
-        <w:numPr>
-          <w:ilvl w:val="0"/>
-          <w:numId w:val="35"/>
-        </w:numPr>
-      </w:pPr>
-      <w:r>
-        <w:t>JWT authentication</w:t>
-      </w:r>
-    </w:p>
-    <w:p>
-      <w:pPr>
-        <w:numPr>
-          <w:ilvl w:val="0"/>
-          <w:numId w:val="35"/>
-        </w:numPr>
-      </w:pPr>
-      <w:r>
-        <w:t>Role-based authorization</w:t>
-      </w:r>
-    </w:p>
-    <w:p>
-      <w:pPr>
-        <w:numPr>
-          <w:ilvl w:val="0"/>
-          <w:numId w:val="35"/>
-        </w:numPr>
-      </w:pPr>
-      <w:r>
-        <w:t>Swagger</w:t>
-      </w:r>
-    </w:p>
-    <w:p>
-      <w:pPr>
-        <w:numPr>
-          <w:ilvl w:val="0"/>
-          <w:numId w:val="35"/>
-        </w:numPr>
-      </w:pPr>
-      <w:r>
-        <w:t>DTOs separated from Domain entities</w:t>
-      </w:r>
-    </w:p>
-    <w:p>
-      <w:pPr>
-        <w:numPr>
-          <w:ilvl w:val="0"/>
-          <w:numId w:val="35"/>
-        </w:numPr>
-      </w:pPr>
-      <w:r>
-        <w:t>Global exception handling</w:t>
-      </w:r>
-    </w:p>
-    <w:p>
-      <w:pPr>
-        <w:numPr>
-          <w:ilvl w:val="0"/>
-          <w:numId w:val="35"/>
-        </w:numPr>
-      </w:pPr>
-      <w:r>
-        <w:t>Validation via FluentValidation</w:t>
-      </w:r>
-    </w:p>
-    <w:p>
-      <w:pPr>
-        <w:rPr>
-          <w:b/>
-          <w:bCs/>
-        </w:rPr>
-      </w:pPr>
-      <w:r>
-        <w:rPr>
-          <w:b/>
-          <w:bCs/>
-        </w:rPr>
-        <w:lastRenderedPageBreak/>
-        <w:t>5️</w:t>
-      </w:r>
-      <w:r>
-        <w:rPr>
-          <w:rFonts w:ascii="Segoe UI Symbol" w:hAnsi="Segoe UI Symbol" w:cs="Segoe UI Symbol"/>
-          <w:b/>
-          <w:bCs/>
-        </w:rPr>
-        <w:t xml:space="preserve"> </w:t>
-      </w:r>
-      <w:r>
-        <w:rPr>
-          <w:b/>
-          <w:bCs/>
-        </w:rPr>
-        <w:t>Frontend Angular 17+</w:t>
-      </w:r>
-    </w:p>
-    <w:p>
-      <w:r>
-        <w:t>Architecture :</w:t>
-      </w:r>
-    </w:p>
-    <w:p>
-      <w:r>
-        <w:t>/core</w:t>
-      </w:r>
-    </w:p>
-    <w:p>
-      <w:r>
-        <w:t>/domain</w:t>
-      </w:r>
-    </w:p>
-    <w:p>
-      <w:r>
-        <w:t>/application</w:t>
-      </w:r>
-    </w:p>
-    <w:p>
-      <w:r>
-        <w:t>/infrastructure</w:t>
-      </w:r>
-    </w:p>
-    <w:p>
-      <w:r>
-        <w:t>/features</w:t>
-      </w:r>
-    </w:p>
-    <w:p>
-      <w:r>
-        <w:t>Modules :</w:t>
-      </w:r>
-    </w:p>
-    <w:p>
-      <w:pPr>
-        <w:numPr>
-          <w:ilvl w:val="0"/>
-          <w:numId w:val="36"/>
-        </w:numPr>
-      </w:pPr>
-      <w:r>
-        <w:t>clients</w:t>
-      </w:r>
-    </w:p>
-    <w:p>
-      <w:pPr>
-        <w:numPr>
-          <w:ilvl w:val="0"/>
-          <w:numId w:val="36"/>
-        </w:numPr>
-      </w:pPr>
-      <w:r>
-        <w:t>products</w:t>
-      </w:r>
-    </w:p>
-    <w:p>
-      <w:pPr>
-        <w:numPr>
-          <w:ilvl w:val="0"/>
-          <w:numId w:val="36"/>
-        </w:numPr>
-      </w:pPr>
-      <w:r>
-        <w:t>orders</w:t>
-      </w:r>
-    </w:p>
-    <w:p>
-      <w:pPr>
-        <w:numPr>
-          <w:ilvl w:val="0"/>
-          <w:numId w:val="36"/>
-        </w:numPr>
-      </w:pPr>
-      <w:r>
-        <w:t>dashboard</w:t>
-      </w:r>
-    </w:p>
-    <w:p>
-      <w:pPr>
-        <w:numPr>
-          <w:ilvl w:val="0"/>
-          <w:numId w:val="36"/>
-        </w:numPr>
-      </w:pPr>
-      <w:r>
-        <w:t>auth</w:t>
-      </w:r>
-    </w:p>
-    <w:p>
-      <w:r>
-        <w:t>Technical :</w:t>
-      </w:r>
-    </w:p>
-    <w:p>
-      <w:pPr>
-        <w:numPr>
-          <w:ilvl w:val="0"/>
-          <w:numId w:val="37"/>
-        </w:numPr>
-      </w:pPr>
-      <w:r>
-        <w:t>Standalone components</w:t>
-      </w:r>
-    </w:p>
-    <w:p>
-      <w:pPr>
-        <w:numPr>
-          <w:ilvl w:val="0"/>
-          <w:numId w:val="37"/>
-        </w:numPr>
-      </w:pPr>
-      <w:r>
-        <w:t>Reactive Forms</w:t>
-      </w:r>
-    </w:p>
-    <w:p>
-      <w:pPr>
-        <w:numPr>
-          <w:ilvl w:val="0"/>
-          <w:numId w:val="37"/>
-        </w:numPr>
-      </w:pPr>
-      <w:r>
-        <w:t>Guards (role-based)</w:t>
-      </w:r>
-    </w:p>
-    <w:p>
-      <w:pPr>
-        <w:numPr>
-          <w:ilvl w:val="0"/>
-          <w:numId w:val="37"/>
-        </w:numPr>
-      </w:pPr>
-      <w:r>
-        <w:t>HTTP interceptor (JWT)</w:t>
-      </w:r>
-    </w:p>
-    <w:p>
-      <w:pPr>
-        <w:numPr>
-          <w:ilvl w:val="0"/>
-          <w:numId w:val="37"/>
-        </w:numPr>
-      </w:pPr>
-      <w:r>
-        <w:t>Shared UI components</w:t>
-      </w:r>
-    </w:p>
-    <w:p>
-      <w:pPr>
-        <w:numPr>
-          <w:ilvl w:val="0"/>
-          <w:numId w:val="37"/>
-        </w:numPr>
-      </w:pPr>
-      <w:r>
-        <w:t>Order form with dynamic line items</w:t>
-      </w:r>
-    </w:p>
-    <w:p>
-      <w:pPr>
-        <w:numPr>
-          <w:ilvl w:val="0"/>
-          <w:numId w:val="37"/>
-        </w:numPr>
-      </w:pPr>
-      <w:r>
-        <w:t>Dashboard charts</w:t>
-      </w:r>
-    </w:p>
-    <w:p>
-      <w:r>
-        <w:pict w14:anchorId="14723882">
-          <v:rect id="_x0000_i1129" style="width:0;height:1.5pt" o:hralign="center" o:hrstd="t" o:hr="t" fillcolor="#a0a0a0" stroked="f"/>
-        </w:pict>
-      </w:r>
-    </w:p>
-    <w:p>
-      <w:pPr>
-        <w:rPr>
-          <w:b/>
-          <w:bCs/>
-        </w:rPr>
-      </w:pPr>
-    </w:p>
-    <w:p>
-      <w:pPr>
-        <w:rPr>
-          <w:b/>
-          <w:bCs/>
-        </w:rPr>
-      </w:pPr>
-    </w:p>
-    <w:p>
-      <w:pPr>
-        <w:rPr>
-          <w:b/>
-          <w:bCs/>
-        </w:rPr>
-      </w:pPr>
-    </w:p>
-    <w:p>
-      <w:pPr>
-        <w:rPr>
-          <w:b/>
-          <w:bCs/>
-        </w:rPr>
-      </w:pPr>
-    </w:p>
-    <w:p>
-      <w:pPr>
-        <w:rPr>
-          <w:b/>
-          <w:bCs/>
-        </w:rPr>
-      </w:pPr>
-    </w:p>
-    <w:p>
-      <w:pPr>
-        <w:rPr>
-          <w:b/>
-          <w:bCs/>
-        </w:rPr>
-      </w:pPr>
-    </w:p>
-    <w:p>
-      <w:pPr>
-        <w:rPr>
-          <w:b/>
-          <w:bCs/>
-        </w:rPr>
-      </w:pPr>
-      <w:r>
-        <w:rPr>
-          <w:b/>
-          <w:bCs/>
-        </w:rPr>
-        <w:lastRenderedPageBreak/>
-        <w:t>6️</w:t>
-      </w:r>
-      <w:r>
-        <w:rPr>
-          <w:rFonts w:ascii="Segoe UI Symbol" w:hAnsi="Segoe UI Symbol" w:cs="Segoe UI Symbol"/>
-          <w:b/>
-          <w:bCs/>
-        </w:rPr>
-        <w:t xml:space="preserve"> </w:t>
-      </w:r>
-      <w:r>
-        <w:rPr>
-          <w:b/>
-          <w:bCs/>
-        </w:rPr>
-        <w:t>Technical Guarantees</w:t>
-      </w:r>
-    </w:p>
-    <w:p>
-      <w:r>
-        <w:t>After completion you master:</w:t>
-      </w:r>
-    </w:p>
-    <w:p>
-      <w:pPr>
-        <w:numPr>
-          <w:ilvl w:val="0"/>
-          <w:numId w:val="38"/>
-        </w:numPr>
-      </w:pPr>
-      <w:r>
-        <w:t>Professional Domain Modeling</w:t>
-      </w:r>
-    </w:p>
-    <w:p>
-      <w:pPr>
-        <w:numPr>
-          <w:ilvl w:val="0"/>
-          <w:numId w:val="38"/>
-        </w:numPr>
-      </w:pPr>
-      <w:r>
-        <w:t>Snapshot pricing strategy</w:t>
-      </w:r>
-    </w:p>
-    <w:p>
-      <w:pPr>
-        <w:numPr>
-          <w:ilvl w:val="0"/>
-          <w:numId w:val="38"/>
-        </w:numPr>
-      </w:pPr>
-      <w:r>
-        <w:t>VAT handling per product</w:t>
-      </w:r>
-    </w:p>
-    <w:p>
-      <w:pPr>
-        <w:numPr>
-          <w:ilvl w:val="0"/>
-          <w:numId w:val="38"/>
-        </w:numPr>
-      </w:pPr>
-      <w:r>
-        <w:t>Transactional workflow (Confirm Order)</w:t>
-      </w:r>
-    </w:p>
-    <w:p>
-      <w:pPr>
-        <w:numPr>
-          <w:ilvl w:val="0"/>
-          <w:numId w:val="38"/>
-        </w:numPr>
-      </w:pPr>
-      <w:r>
-        <w:t>Role-based security</w:t>
-      </w:r>
-    </w:p>
-    <w:p>
-      <w:pPr>
-        <w:numPr>
-          <w:ilvl w:val="0"/>
-          <w:numId w:val="38"/>
-        </w:numPr>
-      </w:pPr>
-      <w:r>
-        <w:t>Multi-entity CRUD</w:t>
-      </w:r>
-    </w:p>
-    <w:p>
-      <w:pPr>
-        <w:numPr>
-          <w:ilvl w:val="0"/>
-          <w:numId w:val="38"/>
-        </w:numPr>
-      </w:pPr>
-      <w:r>
-        <w:t>Dashboard aggregation queries</w:t>
-      </w:r>
-    </w:p>
-    <w:p>
-      <w:pPr>
-        <w:numPr>
-          <w:ilvl w:val="0"/>
-          <w:numId w:val="38"/>
-        </w:numPr>
-      </w:pPr>
-      <w:r>
-        <w:t>Clean Architecture backend</w:t>
-      </w:r>
-    </w:p>
-    <w:p>
-      <w:pPr>
-        <w:numPr>
-          <w:ilvl w:val="0"/>
-          <w:numId w:val="38"/>
-        </w:numPr>
-      </w:pPr>
-      <w:r>
-        <w:t>Clean architecture frontend</w:t>
-      </w:r>
-    </w:p>
-    <w:p>
-      <w:pPr>
-        <w:numPr>
-          <w:ilvl w:val="0"/>
-          <w:numId w:val="38"/>
-        </w:numPr>
-      </w:pPr>
-      <w:r>
-        <w:t>Domain-driven validation</w:t>
-      </w:r>
-    </w:p>
-    <w:p>
-      <w:r>
-        <w:pict w14:anchorId="7CEE825A">
-          <v:rect id="_x0000_i1130" style="width:0;height:1.5pt" o:hralign="center" o:hrstd="t" o:hr="t" fillcolor="#a0a0a0" stroked="f"/>
-        </w:pict>
-      </w:r>
-    </w:p>
-    <w:p>
-      <w:pPr>
-        <w:rPr>
-          <w:b/>
-          <w:bCs/>
-        </w:rPr>
-      </w:pPr>
-    </w:p>
-    <w:p>
-      <w:pPr>
-        <w:rPr>
-          <w:b/>
-          <w:bCs/>
-        </w:rPr>
-      </w:pPr>
-      <w:r>
-        <w:rPr>
-          <w:b/>
-          <w:bCs/>
-        </w:rPr>
-        <w:t>7️</w:t>
-      </w:r>
-      <w:r>
-        <w:rPr>
-          <w:rFonts w:ascii="Segoe UI Symbol" w:hAnsi="Segoe UI Symbol" w:cs="Segoe UI Symbol"/>
-          <w:b/>
-          <w:bCs/>
-        </w:rPr>
-        <w:t xml:space="preserve"> </w:t>
-      </w:r>
-      <w:r>
-        <w:rPr>
-          <w:b/>
-          <w:bCs/>
-        </w:rPr>
-        <w:t>Time Planning</w:t>
+        <w:t>Time Planning (Final Adjusted Allocation)</w:t>
       </w:r>
     </w:p>
     <w:tbl>
@@ -2477,9 +217,9 @@
         <w:tblLook w:val="04A0" w:firstRow="1" w:lastRow="0" w:firstColumn="1" w:lastColumn="0" w:noHBand="0" w:noVBand="1"/>
       </w:tblPr>
       <w:tblGrid>
-        <w:gridCol w:w="3294"/>
+        <w:gridCol w:w="2544"/>
         <w:gridCol w:w="1008"/>
-        <w:gridCol w:w="4489"/>
+        <w:gridCol w:w="5520"/>
       </w:tblGrid>
       <w:tr>
         <w:trPr>
@@ -2494,6 +234,7 @@
           </w:tcPr>
           <w:p>
             <w:pPr>
+              <w:spacing w:after="0"/>
               <w:rPr>
                 <w:b/>
                 <w:bCs/>
@@ -2516,6 +257,7 @@
           </w:tcPr>
           <w:p>
             <w:pPr>
+              <w:spacing w:after="0"/>
               <w:rPr>
                 <w:b/>
                 <w:bCs/>
@@ -2538,6 +280,7 @@
           </w:tcPr>
           <w:p>
             <w:pPr>
+              <w:spacing w:after="0"/>
               <w:rPr>
                 <w:b/>
                 <w:bCs/>
@@ -2564,8 +307,11 @@
             <w:hideMark/>
           </w:tcPr>
           <w:p>
+            <w:pPr>
+              <w:spacing w:after="0"/>
+            </w:pPr>
             <w:r>
-              <w:t>Domain Modeling (done phase)</w:t>
+              <w:t>Domain Modeling</w:t>
             </w:r>
           </w:p>
         </w:tc>
@@ -2576,6 +322,9 @@
             <w:hideMark/>
           </w:tcPr>
           <w:p>
+            <w:pPr>
+              <w:spacing w:after="0"/>
+            </w:pPr>
             <w:r>
               <w:t>20h</w:t>
             </w:r>
@@ -2588,8 +337,11 @@
             <w:hideMark/>
           </w:tcPr>
           <w:p>
+            <w:pPr>
+              <w:spacing w:after="0"/>
+            </w:pPr>
             <w:r>
-              <w:t>Entities + relations + UML + reasoning</w:t>
+              <w:t>Entities, relations, enums, UML, workflow reasoning (Order + Payment states)</w:t>
             </w:r>
           </w:p>
         </w:tc>
@@ -2605,6 +357,9 @@
             <w:hideMark/>
           </w:tcPr>
           <w:p>
+            <w:pPr>
+              <w:spacing w:after="0"/>
+            </w:pPr>
             <w:r>
               <w:t>Backend Clean Setup</w:t>
             </w:r>
@@ -2617,8 +372,11 @@
             <w:hideMark/>
           </w:tcPr>
           <w:p>
+            <w:pPr>
+              <w:spacing w:after="0"/>
+            </w:pPr>
             <w:r>
-              <w:t>20h</w:t>
+              <w:t>18h</w:t>
             </w:r>
           </w:p>
         </w:tc>
@@ -2629,8 +387,11 @@
             <w:hideMark/>
           </w:tcPr>
           <w:p>
+            <w:pPr>
+              <w:spacing w:after="0"/>
+            </w:pPr>
             <w:r>
-              <w:t>Architecture + base entities</w:t>
+              <w:t>Solution structure, base entities, enums, Clean Architecture setup</w:t>
             </w:r>
           </w:p>
         </w:tc>
@@ -2646,8 +407,11 @@
             <w:hideMark/>
           </w:tcPr>
           <w:p>
+            <w:pPr>
+              <w:spacing w:after="0"/>
+            </w:pPr>
             <w:r>
-              <w:t>Application Layer + Rules</w:t>
+              <w:t>Application Layer + Business Rules</w:t>
             </w:r>
           </w:p>
         </w:tc>
@@ -2658,8 +422,11 @@
             <w:hideMark/>
           </w:tcPr>
           <w:p>
+            <w:pPr>
+              <w:spacing w:after="0"/>
+            </w:pPr>
             <w:r>
-              <w:t>25h</w:t>
+              <w:t>30h</w:t>
             </w:r>
           </w:p>
         </w:tc>
@@ -2670,8 +437,11 @@
             <w:hideMark/>
           </w:tcPr>
           <w:p>
+            <w:pPr>
+              <w:spacing w:after="0"/>
+            </w:pPr>
             <w:r>
-              <w:t>Use cases + validation + transactions</w:t>
+              <w:t>Use cases, validation, transactions, ConfirmOrder workflow, Payment handling, Domain Events</w:t>
             </w:r>
           </w:p>
         </w:tc>
@@ -2687,8 +457,11 @@
             <w:hideMark/>
           </w:tcPr>
           <w:p>
+            <w:pPr>
+              <w:spacing w:after="0"/>
+            </w:pPr>
             <w:r>
-              <w:t>Infrastructure (EF + DB)</w:t>
+              <w:t>Infrastructure (EF Core + DB)</w:t>
             </w:r>
           </w:p>
         </w:tc>
@@ -2699,8 +472,11 @@
             <w:hideMark/>
           </w:tcPr>
           <w:p>
+            <w:pPr>
+              <w:spacing w:after="0"/>
+            </w:pPr>
             <w:r>
-              <w:t>20h</w:t>
+              <w:t>23h</w:t>
             </w:r>
           </w:p>
         </w:tc>
@@ -2711,8 +487,11 @@
             <w:hideMark/>
           </w:tcPr>
           <w:p>
+            <w:pPr>
+              <w:spacing w:after="0"/>
+            </w:pPr>
             <w:r>
-              <w:t>Mapping + migrations + seed</w:t>
+              <w:t>Entity mappings, migrations, Payment persistence, snapshot fields, idempotence storage</w:t>
             </w:r>
           </w:p>
         </w:tc>
@@ -2728,8 +507,11 @@
             <w:hideMark/>
           </w:tcPr>
           <w:p>
+            <w:pPr>
+              <w:spacing w:after="0"/>
+            </w:pPr>
             <w:r>
-              <w:t>API + Auth</w:t>
+              <w:t>API + Authentication</w:t>
             </w:r>
           </w:p>
         </w:tc>
@@ -2740,6 +522,9 @@
             <w:hideMark/>
           </w:tcPr>
           <w:p>
+            <w:pPr>
+              <w:spacing w:after="0"/>
+            </w:pPr>
             <w:r>
               <w:t>15h</w:t>
             </w:r>
@@ -2752,8 +537,11 @@
             <w:hideMark/>
           </w:tcPr>
           <w:p>
+            <w:pPr>
+              <w:spacing w:after="0"/>
+            </w:pPr>
             <w:r>
-              <w:t>JWT + controllers + roles</w:t>
+              <w:t>JWT, role-based authorization, controllers, DTO separation, global exception handling</w:t>
             </w:r>
           </w:p>
         </w:tc>
@@ -2769,8 +557,11 @@
             <w:hideMark/>
           </w:tcPr>
           <w:p>
+            <w:pPr>
+              <w:spacing w:after="0"/>
+            </w:pPr>
             <w:r>
-              <w:t>Frontend base</w:t>
+              <w:t>Frontend Base (Angular 17+)</w:t>
             </w:r>
           </w:p>
         </w:tc>
@@ -2781,8 +572,11 @@
             <w:hideMark/>
           </w:tcPr>
           <w:p>
+            <w:pPr>
+              <w:spacing w:after="0"/>
+            </w:pPr>
             <w:r>
-              <w:t>25h</w:t>
+              <w:t>23h</w:t>
             </w:r>
           </w:p>
         </w:tc>
@@ -2793,8 +587,11 @@
             <w:hideMark/>
           </w:tcPr>
           <w:p>
+            <w:pPr>
+              <w:spacing w:after="0"/>
+            </w:pPr>
             <w:r>
-              <w:t>Angular structure + CRUD clients/products</w:t>
+              <w:t>Project structure, CRUD Clients/Products, Auth module, guards, interceptors</w:t>
             </w:r>
           </w:p>
         </w:tc>
@@ -2810,6 +607,9 @@
             <w:hideMark/>
           </w:tcPr>
           <w:p>
+            <w:pPr>
+              <w:spacing w:after="0"/>
+            </w:pPr>
             <w:r>
               <w:t>Orders + Dashboard</w:t>
             </w:r>
@@ -2822,8 +622,11 @@
             <w:hideMark/>
           </w:tcPr>
           <w:p>
+            <w:pPr>
+              <w:spacing w:after="0"/>
+            </w:pPr>
             <w:r>
-              <w:t>30h</w:t>
+              <w:t>28h</w:t>
             </w:r>
           </w:p>
         </w:tc>
@@ -2834,8 +637,11 @@
             <w:hideMark/>
           </w:tcPr>
           <w:p>
+            <w:pPr>
+              <w:spacing w:after="0"/>
+            </w:pPr>
             <w:r>
-              <w:t>Workflow + stats</w:t>
+              <w:t>Order workflow UI, Payment state display, dashboard metrics, stock alerts</w:t>
             </w:r>
           </w:p>
         </w:tc>
@@ -2851,6 +657,9 @@
             <w:hideMark/>
           </w:tcPr>
           <w:p>
+            <w:pPr>
+              <w:spacing w:after="0"/>
+            </w:pPr>
             <w:r>
               <w:t>Tests &amp; Polish</w:t>
             </w:r>
@@ -2863,8 +672,11 @@
             <w:hideMark/>
           </w:tcPr>
           <w:p>
+            <w:pPr>
+              <w:spacing w:after="0"/>
+            </w:pPr>
             <w:r>
-              <w:t>20h</w:t>
+              <w:t>18h</w:t>
             </w:r>
           </w:p>
         </w:tc>
@@ -2875,8 +687,11 @@
             <w:hideMark/>
           </w:tcPr>
           <w:p>
+            <w:pPr>
+              <w:spacing w:after="0"/>
+            </w:pPr>
             <w:r>
-              <w:t>Unit tests + integration</w:t>
+              <w:t>Unit tests (Domain + Application), integration tests (critical paths), UI polish</w:t>
             </w:r>
           </w:p>
         </w:tc>
@@ -2884,17 +699,560 @@
     </w:tbl>
     <w:p>
       <w:pPr>
+        <w:spacing w:after="0"/>
+        <w:rPr>
+          <w:rFonts w:ascii="Segoe UI Emoji" w:hAnsi="Segoe UI Emoji" w:cs="Segoe UI Emoji"/>
+          <w:b/>
+          <w:bCs/>
+        </w:rPr>
+      </w:pPr>
+    </w:p>
+    <w:p>
+      <w:pPr>
+        <w:spacing w:after="0"/>
+        <w:rPr>
+          <w:rFonts w:ascii="Segoe UI Emoji" w:hAnsi="Segoe UI Emoji" w:cs="Segoe UI Emoji"/>
+          <w:b/>
+          <w:bCs/>
+        </w:rPr>
+      </w:pPr>
+    </w:p>
+    <w:p>
+      <w:pPr>
+        <w:spacing w:after="0"/>
+        <w:rPr>
+          <w:rFonts w:ascii="Segoe UI Emoji" w:hAnsi="Segoe UI Emoji" w:cs="Segoe UI Emoji"/>
+          <w:b/>
+          <w:bCs/>
+        </w:rPr>
+      </w:pPr>
+    </w:p>
+    <w:p>
+      <w:pPr>
+        <w:spacing w:after="0"/>
+        <w:rPr>
+          <w:rFonts w:ascii="Segoe UI Emoji" w:hAnsi="Segoe UI Emoji" w:cs="Segoe UI Emoji"/>
+          <w:b/>
+          <w:bCs/>
+        </w:rPr>
+      </w:pPr>
+    </w:p>
+    <w:p>
+      <w:pPr>
+        <w:spacing w:after="0"/>
         <w:rPr>
           <w:b/>
           <w:bCs/>
         </w:rPr>
       </w:pPr>
+      <w:r>
+        <w:rPr>
+          <w:rFonts w:ascii="Segoe UI Emoji" w:hAnsi="Segoe UI Emoji" w:cs="Segoe UI Emoji"/>
+          <w:b/>
+          <w:bCs/>
+        </w:rPr>
+        <w:lastRenderedPageBreak/>
+        <w:t>🔒</w:t>
+      </w:r>
       <w:r>
         <w:rPr>
           <w:b/>
           <w:bCs/>
         </w:rPr>
-        <w:t>Total réaliste : ~175h</w:t>
+        <w:t xml:space="preserve"> Scope Freeze Rules</w:t>
+      </w:r>
+    </w:p>
+    <w:p>
+      <w:pPr>
+        <w:spacing w:after="0"/>
+      </w:pPr>
+      <w:r>
+        <w:t>To maintain the 175h target, the following are explicitly excluded:</w:t>
+      </w:r>
+    </w:p>
+    <w:p>
+      <w:pPr>
+        <w:numPr>
+          <w:ilvl w:val="0"/>
+          <w:numId w:val="41"/>
+        </w:numPr>
+        <w:spacing w:after="0"/>
+      </w:pPr>
+      <w:r>
+        <w:t>No partial payments</w:t>
+      </w:r>
+    </w:p>
+    <w:p>
+      <w:pPr>
+        <w:numPr>
+          <w:ilvl w:val="0"/>
+          <w:numId w:val="41"/>
+        </w:numPr>
+        <w:spacing w:after="0"/>
+      </w:pPr>
+      <w:r>
+        <w:t>No partial refunds</w:t>
+      </w:r>
+    </w:p>
+    <w:p>
+      <w:pPr>
+        <w:numPr>
+          <w:ilvl w:val="0"/>
+          <w:numId w:val="41"/>
+        </w:numPr>
+        <w:spacing w:after="0"/>
+      </w:pPr>
+      <w:r>
+        <w:t>No advanced BI or reporting engine</w:t>
+      </w:r>
+    </w:p>
+    <w:p>
+      <w:pPr>
+        <w:numPr>
+          <w:ilvl w:val="0"/>
+          <w:numId w:val="41"/>
+        </w:numPr>
+        <w:spacing w:after="0"/>
+      </w:pPr>
+      <w:r>
+        <w:t>No PDF invoice generation</w:t>
+      </w:r>
+    </w:p>
+    <w:p>
+      <w:pPr>
+        <w:numPr>
+          <w:ilvl w:val="0"/>
+          <w:numId w:val="41"/>
+        </w:numPr>
+        <w:spacing w:after="0"/>
+      </w:pPr>
+      <w:r>
+        <w:t>No supplier management module</w:t>
+      </w:r>
+    </w:p>
+    <w:p>
+      <w:pPr>
+        <w:numPr>
+          <w:ilvl w:val="0"/>
+          <w:numId w:val="41"/>
+        </w:numPr>
+        <w:spacing w:after="0"/>
+      </w:pPr>
+      <w:r>
+        <w:t>No dynamic permission system beyond Admin / Employee</w:t>
+      </w:r>
+    </w:p>
+    <w:p>
+      <w:pPr>
+        <w:numPr>
+          <w:ilvl w:val="0"/>
+          <w:numId w:val="41"/>
+        </w:numPr>
+        <w:spacing w:after="0"/>
+      </w:pPr>
+      <w:r>
+        <w:t>No multi-warehouse stock system</w:t>
+      </w:r>
+    </w:p>
+    <w:p>
+      <w:pPr>
+        <w:spacing w:after="0"/>
+      </w:pPr>
+    </w:p>
+    <w:p>
+      <w:pPr>
+        <w:spacing w:after="0"/>
+        <w:rPr>
+          <w:b/>
+          <w:bCs/>
+        </w:rPr>
+      </w:pPr>
+      <w:r>
+        <w:rPr>
+          <w:rFonts w:ascii="Segoe UI Emoji" w:hAnsi="Segoe UI Emoji" w:cs="Segoe UI Emoji"/>
+          <w:b/>
+          <w:bCs/>
+        </w:rPr>
+        <w:t>📌</w:t>
+      </w:r>
+      <w:r>
+        <w:rPr>
+          <w:b/>
+          <w:bCs/>
+        </w:rPr>
+        <w:t xml:space="preserve"> Functional Modules Included</w:t>
+      </w:r>
+    </w:p>
+    <w:p>
+      <w:pPr>
+        <w:spacing w:after="0"/>
+        <w:rPr>
+          <w:b/>
+          <w:bCs/>
+        </w:rPr>
+      </w:pPr>
+      <w:r>
+        <w:rPr>
+          <w:b/>
+          <w:bCs/>
+        </w:rPr>
+        <w:t>Clients</w:t>
+      </w:r>
+    </w:p>
+    <w:p>
+      <w:pPr>
+        <w:numPr>
+          <w:ilvl w:val="0"/>
+          <w:numId w:val="42"/>
+        </w:numPr>
+        <w:spacing w:after="0"/>
+      </w:pPr>
+      <w:r>
+        <w:t>Create / Update / Deactivate</w:t>
+      </w:r>
+    </w:p>
+    <w:p>
+      <w:pPr>
+        <w:numPr>
+          <w:ilvl w:val="0"/>
+          <w:numId w:val="42"/>
+        </w:numPr>
+        <w:spacing w:after="0"/>
+      </w:pPr>
+      <w:r>
+        <w:t>Multiple addresses</w:t>
+      </w:r>
+    </w:p>
+    <w:p>
+      <w:pPr>
+        <w:numPr>
+          <w:ilvl w:val="0"/>
+          <w:numId w:val="42"/>
+        </w:numPr>
+        <w:spacing w:after="0"/>
+      </w:pPr>
+      <w:r>
+        <w:t>Validation rules</w:t>
+      </w:r>
+    </w:p>
+    <w:p>
+      <w:pPr>
+        <w:numPr>
+          <w:ilvl w:val="0"/>
+          <w:numId w:val="42"/>
+        </w:numPr>
+        <w:spacing w:after="0"/>
+      </w:pPr>
+      <w:r>
+        <w:t>Deletion protection if linked to Orders</w:t>
+      </w:r>
+    </w:p>
+    <w:p>
+      <w:pPr>
+        <w:spacing w:after="0"/>
+        <w:rPr>
+          <w:b/>
+          <w:bCs/>
+        </w:rPr>
+      </w:pPr>
+      <w:r>
+        <w:rPr>
+          <w:b/>
+          <w:bCs/>
+        </w:rPr>
+        <w:t>Products</w:t>
+      </w:r>
+    </w:p>
+    <w:p>
+      <w:pPr>
+        <w:numPr>
+          <w:ilvl w:val="0"/>
+          <w:numId w:val="43"/>
+        </w:numPr>
+        <w:spacing w:after="0"/>
+      </w:pPr>
+      <w:r>
+        <w:t>Create / Update / Deactivate</w:t>
+      </w:r>
+    </w:p>
+    <w:p>
+      <w:pPr>
+        <w:numPr>
+          <w:ilvl w:val="0"/>
+          <w:numId w:val="43"/>
+        </w:numPr>
+        <w:spacing w:after="0"/>
+      </w:pPr>
+      <w:r>
+        <w:t>VAT per product</w:t>
+      </w:r>
+    </w:p>
+    <w:p>
+      <w:pPr>
+        <w:numPr>
+          <w:ilvl w:val="0"/>
+          <w:numId w:val="43"/>
+        </w:numPr>
+        <w:spacing w:after="0"/>
+      </w:pPr>
+      <w:r>
+        <w:t>Stock validation</w:t>
+      </w:r>
+    </w:p>
+    <w:p>
+      <w:pPr>
+        <w:numPr>
+          <w:ilvl w:val="0"/>
+          <w:numId w:val="43"/>
+        </w:numPr>
+        <w:spacing w:after="0"/>
+      </w:pPr>
+      <w:r>
+        <w:t>Snapshot pricing system</w:t>
+      </w:r>
+    </w:p>
+    <w:p>
+      <w:pPr>
+        <w:spacing w:after="0"/>
+        <w:rPr>
+          <w:b/>
+          <w:bCs/>
+        </w:rPr>
+      </w:pPr>
+      <w:r>
+        <w:rPr>
+          <w:b/>
+          <w:bCs/>
+        </w:rPr>
+        <w:t>Orders</w:t>
+      </w:r>
+    </w:p>
+    <w:p>
+      <w:pPr>
+        <w:numPr>
+          <w:ilvl w:val="0"/>
+          <w:numId w:val="44"/>
+        </w:numPr>
+        <w:spacing w:after="0"/>
+      </w:pPr>
+      <w:r>
+        <w:t>Draft → Confirmed → Shipped → Cancelled</w:t>
+      </w:r>
+    </w:p>
+    <w:p>
+      <w:pPr>
+        <w:numPr>
+          <w:ilvl w:val="0"/>
+          <w:numId w:val="44"/>
+        </w:numPr>
+        <w:spacing w:after="0"/>
+      </w:pPr>
+      <w:r>
+        <w:t>FinancialState management</w:t>
+      </w:r>
+    </w:p>
+    <w:p>
+      <w:pPr>
+        <w:numPr>
+          <w:ilvl w:val="0"/>
+          <w:numId w:val="44"/>
+        </w:numPr>
+        <w:spacing w:after="0"/>
+      </w:pPr>
+      <w:r>
+        <w:t>DisputeState management</w:t>
+      </w:r>
+    </w:p>
+    <w:p>
+      <w:pPr>
+        <w:numPr>
+          <w:ilvl w:val="0"/>
+          <w:numId w:val="44"/>
+        </w:numPr>
+        <w:spacing w:after="0"/>
+      </w:pPr>
+      <w:r>
+        <w:t>RecoveryState management</w:t>
+      </w:r>
+    </w:p>
+    <w:p>
+      <w:pPr>
+        <w:numPr>
+          <w:ilvl w:val="0"/>
+          <w:numId w:val="44"/>
+        </w:numPr>
+        <w:spacing w:after="0"/>
+      </w:pPr>
+      <w:r>
+        <w:t>Stock decrement on confirmation only</w:t>
+      </w:r>
+    </w:p>
+    <w:p>
+      <w:pPr>
+        <w:spacing w:after="0"/>
+        <w:rPr>
+          <w:b/>
+          <w:bCs/>
+        </w:rPr>
+      </w:pPr>
+      <w:r>
+        <w:rPr>
+          <w:b/>
+          <w:bCs/>
+        </w:rPr>
+        <w:t>Payment</w:t>
+      </w:r>
+    </w:p>
+    <w:p>
+      <w:pPr>
+        <w:numPr>
+          <w:ilvl w:val="0"/>
+          <w:numId w:val="45"/>
+        </w:numPr>
+        <w:spacing w:after="0"/>
+      </w:pPr>
+      <w:r>
+        <w:t>Pending → Paid → ChargebackPending → Refunded</w:t>
+      </w:r>
+    </w:p>
+    <w:p>
+      <w:pPr>
+        <w:numPr>
+          <w:ilvl w:val="0"/>
+          <w:numId w:val="45"/>
+        </w:numPr>
+        <w:spacing w:after="0"/>
+      </w:pPr>
+      <w:r>
+        <w:t>Domain Events publication</w:t>
+      </w:r>
+    </w:p>
+    <w:p>
+      <w:pPr>
+        <w:numPr>
+          <w:ilvl w:val="0"/>
+          <w:numId w:val="45"/>
+        </w:numPr>
+        <w:spacing w:after="0"/>
+      </w:pPr>
+      <w:r>
+        <w:t>Idempotent processing</w:t>
+      </w:r>
+    </w:p>
+    <w:p>
+      <w:pPr>
+        <w:spacing w:after="0"/>
+        <w:rPr>
+          <w:b/>
+          <w:bCs/>
+        </w:rPr>
+      </w:pPr>
+      <w:r>
+        <w:rPr>
+          <w:b/>
+          <w:bCs/>
+        </w:rPr>
+        <w:t>Authentication</w:t>
+      </w:r>
+    </w:p>
+    <w:p>
+      <w:pPr>
+        <w:numPr>
+          <w:ilvl w:val="0"/>
+          <w:numId w:val="46"/>
+        </w:numPr>
+        <w:spacing w:after="0"/>
+      </w:pPr>
+      <w:r>
+        <w:t>JWT-based authentication</w:t>
+      </w:r>
+    </w:p>
+    <w:p>
+      <w:pPr>
+        <w:numPr>
+          <w:ilvl w:val="0"/>
+          <w:numId w:val="46"/>
+        </w:numPr>
+        <w:spacing w:after="0"/>
+      </w:pPr>
+      <w:r>
+        <w:t>Admin / Employee roles</w:t>
+      </w:r>
+    </w:p>
+    <w:p>
+      <w:pPr>
+        <w:numPr>
+          <w:ilvl w:val="0"/>
+          <w:numId w:val="46"/>
+        </w:numPr>
+        <w:spacing w:after="0"/>
+      </w:pPr>
+      <w:r>
+        <w:t>Role-based authorization</w:t>
+      </w:r>
+    </w:p>
+    <w:p>
+      <w:pPr>
+        <w:spacing w:after="0"/>
+        <w:rPr>
+          <w:b/>
+          <w:bCs/>
+        </w:rPr>
+      </w:pPr>
+      <w:r>
+        <w:rPr>
+          <w:b/>
+          <w:bCs/>
+        </w:rPr>
+        <w:t>Dashboard</w:t>
+      </w:r>
+    </w:p>
+    <w:p>
+      <w:pPr>
+        <w:numPr>
+          <w:ilvl w:val="0"/>
+          <w:numId w:val="47"/>
+        </w:numPr>
+        <w:spacing w:after="0"/>
+      </w:pPr>
+      <w:r>
+        <w:t>Monthly revenue (Excl / Incl VAT)</w:t>
+      </w:r>
+    </w:p>
+    <w:p>
+      <w:pPr>
+        <w:numPr>
+          <w:ilvl w:val="0"/>
+          <w:numId w:val="47"/>
+        </w:numPr>
+        <w:spacing w:after="0"/>
+      </w:pPr>
+      <w:r>
+        <w:t>Orders by status</w:t>
+      </w:r>
+    </w:p>
+    <w:p>
+      <w:pPr>
+        <w:numPr>
+          <w:ilvl w:val="0"/>
+          <w:numId w:val="47"/>
+        </w:numPr>
+        <w:spacing w:after="0"/>
+      </w:pPr>
+      <w:r>
+        <w:t>Top selling products</w:t>
+      </w:r>
+    </w:p>
+    <w:p>
+      <w:pPr>
+        <w:numPr>
+          <w:ilvl w:val="0"/>
+          <w:numId w:val="47"/>
+        </w:numPr>
+        <w:spacing w:after="0"/>
+      </w:pPr>
+      <w:r>
+        <w:t>Low stock alerts</w:t>
       </w:r>
     </w:p>
     <w:p/>
@@ -3656,6 +2014,155 @@
     </w:lvl>
   </w:abstractNum>
   <w:abstractNum w:abstractNumId="5" w15:restartNumberingAfterBreak="0">
+    <w:nsid w:val="191A2840"/>
+    <w:multiLevelType w:val="multilevel"/>
+    <w:tmpl w:val="BCC6B330"/>
+    <w:lvl w:ilvl="0">
+      <w:start w:val="1"/>
+      <w:numFmt w:val="bullet"/>
+      <w:lvlText w:val=""/>
+      <w:lvlJc w:val="left"/>
+      <w:pPr>
+        <w:tabs>
+          <w:tab w:val="num" w:pos="720"/>
+        </w:tabs>
+        <w:ind w:left="720" w:hanging="360"/>
+      </w:pPr>
+      <w:rPr>
+        <w:rFonts w:ascii="Symbol" w:hAnsi="Symbol" w:hint="default"/>
+        <w:sz w:val="20"/>
+      </w:rPr>
+    </w:lvl>
+    <w:lvl w:ilvl="1" w:tentative="1">
+      <w:start w:val="1"/>
+      <w:numFmt w:val="bullet"/>
+      <w:lvlText w:val="o"/>
+      <w:lvlJc w:val="left"/>
+      <w:pPr>
+        <w:tabs>
+          <w:tab w:val="num" w:pos="1440"/>
+        </w:tabs>
+        <w:ind w:left="1440" w:hanging="360"/>
+      </w:pPr>
+      <w:rPr>
+        <w:rFonts w:ascii="Courier New" w:hAnsi="Courier New" w:hint="default"/>
+        <w:sz w:val="20"/>
+      </w:rPr>
+    </w:lvl>
+    <w:lvl w:ilvl="2" w:tentative="1">
+      <w:start w:val="1"/>
+      <w:numFmt w:val="bullet"/>
+      <w:lvlText w:val=""/>
+      <w:lvlJc w:val="left"/>
+      <w:pPr>
+        <w:tabs>
+          <w:tab w:val="num" w:pos="2160"/>
+        </w:tabs>
+        <w:ind w:left="2160" w:hanging="360"/>
+      </w:pPr>
+      <w:rPr>
+        <w:rFonts w:ascii="Wingdings" w:hAnsi="Wingdings" w:hint="default"/>
+        <w:sz w:val="20"/>
+      </w:rPr>
+    </w:lvl>
+    <w:lvl w:ilvl="3" w:tentative="1">
+      <w:start w:val="1"/>
+      <w:numFmt w:val="bullet"/>
+      <w:lvlText w:val=""/>
+      <w:lvlJc w:val="left"/>
+      <w:pPr>
+        <w:tabs>
+          <w:tab w:val="num" w:pos="2880"/>
+        </w:tabs>
+        <w:ind w:left="2880" w:hanging="360"/>
+      </w:pPr>
+      <w:rPr>
+        <w:rFonts w:ascii="Wingdings" w:hAnsi="Wingdings" w:hint="default"/>
+        <w:sz w:val="20"/>
+      </w:rPr>
+    </w:lvl>
+    <w:lvl w:ilvl="4" w:tentative="1">
+      <w:start w:val="1"/>
+      <w:numFmt w:val="bullet"/>
+      <w:lvlText w:val=""/>
+      <w:lvlJc w:val="left"/>
+      <w:pPr>
+        <w:tabs>
+          <w:tab w:val="num" w:pos="3600"/>
+        </w:tabs>
+        <w:ind w:left="3600" w:hanging="360"/>
+      </w:pPr>
+      <w:rPr>
+        <w:rFonts w:ascii="Wingdings" w:hAnsi="Wingdings" w:hint="default"/>
+        <w:sz w:val="20"/>
+      </w:rPr>
+    </w:lvl>
+    <w:lvl w:ilvl="5" w:tentative="1">
+      <w:start w:val="1"/>
+      <w:numFmt w:val="bullet"/>
+      <w:lvlText w:val=""/>
+      <w:lvlJc w:val="left"/>
+      <w:pPr>
+        <w:tabs>
+          <w:tab w:val="num" w:pos="4320"/>
+        </w:tabs>
+        <w:ind w:left="4320" w:hanging="360"/>
+      </w:pPr>
+      <w:rPr>
+        <w:rFonts w:ascii="Wingdings" w:hAnsi="Wingdings" w:hint="default"/>
+        <w:sz w:val="20"/>
+      </w:rPr>
+    </w:lvl>
+    <w:lvl w:ilvl="6" w:tentative="1">
+      <w:start w:val="1"/>
+      <w:numFmt w:val="bullet"/>
+      <w:lvlText w:val=""/>
+      <w:lvlJc w:val="left"/>
+      <w:pPr>
+        <w:tabs>
+          <w:tab w:val="num" w:pos="5040"/>
+        </w:tabs>
+        <w:ind w:left="5040" w:hanging="360"/>
+      </w:pPr>
+      <w:rPr>
+        <w:rFonts w:ascii="Wingdings" w:hAnsi="Wingdings" w:hint="default"/>
+        <w:sz w:val="20"/>
+      </w:rPr>
+    </w:lvl>
+    <w:lvl w:ilvl="7" w:tentative="1">
+      <w:start w:val="1"/>
+      <w:numFmt w:val="bullet"/>
+      <w:lvlText w:val=""/>
+      <w:lvlJc w:val="left"/>
+      <w:pPr>
+        <w:tabs>
+          <w:tab w:val="num" w:pos="5760"/>
+        </w:tabs>
+        <w:ind w:left="5760" w:hanging="360"/>
+      </w:pPr>
+      <w:rPr>
+        <w:rFonts w:ascii="Wingdings" w:hAnsi="Wingdings" w:hint="default"/>
+        <w:sz w:val="20"/>
+      </w:rPr>
+    </w:lvl>
+    <w:lvl w:ilvl="8" w:tentative="1">
+      <w:start w:val="1"/>
+      <w:numFmt w:val="bullet"/>
+      <w:lvlText w:val=""/>
+      <w:lvlJc w:val="left"/>
+      <w:pPr>
+        <w:tabs>
+          <w:tab w:val="num" w:pos="6480"/>
+        </w:tabs>
+        <w:ind w:left="6480" w:hanging="360"/>
+      </w:pPr>
+      <w:rPr>
+        <w:rFonts w:ascii="Wingdings" w:hAnsi="Wingdings" w:hint="default"/>
+        <w:sz w:val="20"/>
+      </w:rPr>
+    </w:lvl>
+  </w:abstractNum>
+  <w:abstractNum w:abstractNumId="6" w15:restartNumberingAfterBreak="0">
     <w:nsid w:val="1B9972A5"/>
     <w:multiLevelType w:val="multilevel"/>
     <w:tmpl w:val="03C4B3A6"/>
@@ -3804,7 +2311,7 @@
       </w:rPr>
     </w:lvl>
   </w:abstractNum>
-  <w:abstractNum w:abstractNumId="6" w15:restartNumberingAfterBreak="0">
+  <w:abstractNum w:abstractNumId="7" w15:restartNumberingAfterBreak="0">
     <w:nsid w:val="1DC41740"/>
     <w:multiLevelType w:val="multilevel"/>
     <w:tmpl w:val="3D0EB8D6"/>
@@ -3953,7 +2460,7 @@
       </w:rPr>
     </w:lvl>
   </w:abstractNum>
-  <w:abstractNum w:abstractNumId="7" w15:restartNumberingAfterBreak="0">
+  <w:abstractNum w:abstractNumId="8" w15:restartNumberingAfterBreak="0">
     <w:nsid w:val="1E3A5E2A"/>
     <w:multiLevelType w:val="multilevel"/>
     <w:tmpl w:val="8F10ECF8"/>
@@ -4102,7 +2609,7 @@
       </w:rPr>
     </w:lvl>
   </w:abstractNum>
-  <w:abstractNum w:abstractNumId="8" w15:restartNumberingAfterBreak="0">
+  <w:abstractNum w:abstractNumId="9" w15:restartNumberingAfterBreak="0">
     <w:nsid w:val="202F50B9"/>
     <w:multiLevelType w:val="multilevel"/>
     <w:tmpl w:val="0BB43FD6"/>
@@ -4251,7 +2758,7 @@
       </w:rPr>
     </w:lvl>
   </w:abstractNum>
-  <w:abstractNum w:abstractNumId="9" w15:restartNumberingAfterBreak="0">
+  <w:abstractNum w:abstractNumId="10" w15:restartNumberingAfterBreak="0">
     <w:nsid w:val="25765205"/>
     <w:multiLevelType w:val="multilevel"/>
     <w:tmpl w:val="B8485BCC"/>
@@ -4400,7 +2907,7 @@
       </w:rPr>
     </w:lvl>
   </w:abstractNum>
-  <w:abstractNum w:abstractNumId="10" w15:restartNumberingAfterBreak="0">
+  <w:abstractNum w:abstractNumId="11" w15:restartNumberingAfterBreak="0">
     <w:nsid w:val="27A802B5"/>
     <w:multiLevelType w:val="multilevel"/>
     <w:tmpl w:val="0B028BD2"/>
@@ -4549,7 +3056,7 @@
       </w:rPr>
     </w:lvl>
   </w:abstractNum>
-  <w:abstractNum w:abstractNumId="11" w15:restartNumberingAfterBreak="0">
+  <w:abstractNum w:abstractNumId="12" w15:restartNumberingAfterBreak="0">
     <w:nsid w:val="29D80137"/>
     <w:multiLevelType w:val="multilevel"/>
     <w:tmpl w:val="A51A6F74"/>
@@ -4698,7 +3205,7 @@
       </w:rPr>
     </w:lvl>
   </w:abstractNum>
-  <w:abstractNum w:abstractNumId="12" w15:restartNumberingAfterBreak="0">
+  <w:abstractNum w:abstractNumId="13" w15:restartNumberingAfterBreak="0">
     <w:nsid w:val="2AB21C9E"/>
     <w:multiLevelType w:val="multilevel"/>
     <w:tmpl w:val="098A3F44"/>
@@ -4847,7 +3354,7 @@
       </w:rPr>
     </w:lvl>
   </w:abstractNum>
-  <w:abstractNum w:abstractNumId="13" w15:restartNumberingAfterBreak="0">
+  <w:abstractNum w:abstractNumId="14" w15:restartNumberingAfterBreak="0">
     <w:nsid w:val="2CA27A8D"/>
     <w:multiLevelType w:val="multilevel"/>
     <w:tmpl w:val="94FE538A"/>
@@ -4996,7 +3503,7 @@
       </w:rPr>
     </w:lvl>
   </w:abstractNum>
-  <w:abstractNum w:abstractNumId="14" w15:restartNumberingAfterBreak="0">
+  <w:abstractNum w:abstractNumId="15" w15:restartNumberingAfterBreak="0">
     <w:nsid w:val="348D4265"/>
     <w:multiLevelType w:val="multilevel"/>
     <w:tmpl w:val="DB328610"/>
@@ -5145,7 +3652,156 @@
       </w:rPr>
     </w:lvl>
   </w:abstractNum>
-  <w:abstractNum w:abstractNumId="15" w15:restartNumberingAfterBreak="0">
+  <w:abstractNum w:abstractNumId="16" w15:restartNumberingAfterBreak="0">
+    <w:nsid w:val="35F37966"/>
+    <w:multiLevelType w:val="multilevel"/>
+    <w:tmpl w:val="26922502"/>
+    <w:lvl w:ilvl="0">
+      <w:start w:val="1"/>
+      <w:numFmt w:val="bullet"/>
+      <w:lvlText w:val=""/>
+      <w:lvlJc w:val="left"/>
+      <w:pPr>
+        <w:tabs>
+          <w:tab w:val="num" w:pos="720"/>
+        </w:tabs>
+        <w:ind w:left="720" w:hanging="360"/>
+      </w:pPr>
+      <w:rPr>
+        <w:rFonts w:ascii="Symbol" w:hAnsi="Symbol" w:hint="default"/>
+        <w:sz w:val="20"/>
+      </w:rPr>
+    </w:lvl>
+    <w:lvl w:ilvl="1" w:tentative="1">
+      <w:start w:val="1"/>
+      <w:numFmt w:val="bullet"/>
+      <w:lvlText w:val="o"/>
+      <w:lvlJc w:val="left"/>
+      <w:pPr>
+        <w:tabs>
+          <w:tab w:val="num" w:pos="1440"/>
+        </w:tabs>
+        <w:ind w:left="1440" w:hanging="360"/>
+      </w:pPr>
+      <w:rPr>
+        <w:rFonts w:ascii="Courier New" w:hAnsi="Courier New" w:hint="default"/>
+        <w:sz w:val="20"/>
+      </w:rPr>
+    </w:lvl>
+    <w:lvl w:ilvl="2" w:tentative="1">
+      <w:start w:val="1"/>
+      <w:numFmt w:val="bullet"/>
+      <w:lvlText w:val=""/>
+      <w:lvlJc w:val="left"/>
+      <w:pPr>
+        <w:tabs>
+          <w:tab w:val="num" w:pos="2160"/>
+        </w:tabs>
+        <w:ind w:left="2160" w:hanging="360"/>
+      </w:pPr>
+      <w:rPr>
+        <w:rFonts w:ascii="Wingdings" w:hAnsi="Wingdings" w:hint="default"/>
+        <w:sz w:val="20"/>
+      </w:rPr>
+    </w:lvl>
+    <w:lvl w:ilvl="3" w:tentative="1">
+      <w:start w:val="1"/>
+      <w:numFmt w:val="bullet"/>
+      <w:lvlText w:val=""/>
+      <w:lvlJc w:val="left"/>
+      <w:pPr>
+        <w:tabs>
+          <w:tab w:val="num" w:pos="2880"/>
+        </w:tabs>
+        <w:ind w:left="2880" w:hanging="360"/>
+      </w:pPr>
+      <w:rPr>
+        <w:rFonts w:ascii="Wingdings" w:hAnsi="Wingdings" w:hint="default"/>
+        <w:sz w:val="20"/>
+      </w:rPr>
+    </w:lvl>
+    <w:lvl w:ilvl="4" w:tentative="1">
+      <w:start w:val="1"/>
+      <w:numFmt w:val="bullet"/>
+      <w:lvlText w:val=""/>
+      <w:lvlJc w:val="left"/>
+      <w:pPr>
+        <w:tabs>
+          <w:tab w:val="num" w:pos="3600"/>
+        </w:tabs>
+        <w:ind w:left="3600" w:hanging="360"/>
+      </w:pPr>
+      <w:rPr>
+        <w:rFonts w:ascii="Wingdings" w:hAnsi="Wingdings" w:hint="default"/>
+        <w:sz w:val="20"/>
+      </w:rPr>
+    </w:lvl>
+    <w:lvl w:ilvl="5" w:tentative="1">
+      <w:start w:val="1"/>
+      <w:numFmt w:val="bullet"/>
+      <w:lvlText w:val=""/>
+      <w:lvlJc w:val="left"/>
+      <w:pPr>
+        <w:tabs>
+          <w:tab w:val="num" w:pos="4320"/>
+        </w:tabs>
+        <w:ind w:left="4320" w:hanging="360"/>
+      </w:pPr>
+      <w:rPr>
+        <w:rFonts w:ascii="Wingdings" w:hAnsi="Wingdings" w:hint="default"/>
+        <w:sz w:val="20"/>
+      </w:rPr>
+    </w:lvl>
+    <w:lvl w:ilvl="6" w:tentative="1">
+      <w:start w:val="1"/>
+      <w:numFmt w:val="bullet"/>
+      <w:lvlText w:val=""/>
+      <w:lvlJc w:val="left"/>
+      <w:pPr>
+        <w:tabs>
+          <w:tab w:val="num" w:pos="5040"/>
+        </w:tabs>
+        <w:ind w:left="5040" w:hanging="360"/>
+      </w:pPr>
+      <w:rPr>
+        <w:rFonts w:ascii="Wingdings" w:hAnsi="Wingdings" w:hint="default"/>
+        <w:sz w:val="20"/>
+      </w:rPr>
+    </w:lvl>
+    <w:lvl w:ilvl="7" w:tentative="1">
+      <w:start w:val="1"/>
+      <w:numFmt w:val="bullet"/>
+      <w:lvlText w:val=""/>
+      <w:lvlJc w:val="left"/>
+      <w:pPr>
+        <w:tabs>
+          <w:tab w:val="num" w:pos="5760"/>
+        </w:tabs>
+        <w:ind w:left="5760" w:hanging="360"/>
+      </w:pPr>
+      <w:rPr>
+        <w:rFonts w:ascii="Wingdings" w:hAnsi="Wingdings" w:hint="default"/>
+        <w:sz w:val="20"/>
+      </w:rPr>
+    </w:lvl>
+    <w:lvl w:ilvl="8" w:tentative="1">
+      <w:start w:val="1"/>
+      <w:numFmt w:val="bullet"/>
+      <w:lvlText w:val=""/>
+      <w:lvlJc w:val="left"/>
+      <w:pPr>
+        <w:tabs>
+          <w:tab w:val="num" w:pos="6480"/>
+        </w:tabs>
+        <w:ind w:left="6480" w:hanging="360"/>
+      </w:pPr>
+      <w:rPr>
+        <w:rFonts w:ascii="Wingdings" w:hAnsi="Wingdings" w:hint="default"/>
+        <w:sz w:val="20"/>
+      </w:rPr>
+    </w:lvl>
+  </w:abstractNum>
+  <w:abstractNum w:abstractNumId="17" w15:restartNumberingAfterBreak="0">
     <w:nsid w:val="36A350F2"/>
     <w:multiLevelType w:val="multilevel"/>
     <w:tmpl w:val="3FFACDDA"/>
@@ -5258,7 +3914,156 @@
       </w:pPr>
     </w:lvl>
   </w:abstractNum>
-  <w:abstractNum w:abstractNumId="16" w15:restartNumberingAfterBreak="0">
+  <w:abstractNum w:abstractNumId="18" w15:restartNumberingAfterBreak="0">
+    <w:nsid w:val="37D05D6B"/>
+    <w:multiLevelType w:val="multilevel"/>
+    <w:tmpl w:val="4ED25DEA"/>
+    <w:lvl w:ilvl="0">
+      <w:start w:val="1"/>
+      <w:numFmt w:val="bullet"/>
+      <w:lvlText w:val=""/>
+      <w:lvlJc w:val="left"/>
+      <w:pPr>
+        <w:tabs>
+          <w:tab w:val="num" w:pos="720"/>
+        </w:tabs>
+        <w:ind w:left="720" w:hanging="360"/>
+      </w:pPr>
+      <w:rPr>
+        <w:rFonts w:ascii="Symbol" w:hAnsi="Symbol" w:hint="default"/>
+        <w:sz w:val="20"/>
+      </w:rPr>
+    </w:lvl>
+    <w:lvl w:ilvl="1" w:tentative="1">
+      <w:start w:val="1"/>
+      <w:numFmt w:val="bullet"/>
+      <w:lvlText w:val="o"/>
+      <w:lvlJc w:val="left"/>
+      <w:pPr>
+        <w:tabs>
+          <w:tab w:val="num" w:pos="1440"/>
+        </w:tabs>
+        <w:ind w:left="1440" w:hanging="360"/>
+      </w:pPr>
+      <w:rPr>
+        <w:rFonts w:ascii="Courier New" w:hAnsi="Courier New" w:hint="default"/>
+        <w:sz w:val="20"/>
+      </w:rPr>
+    </w:lvl>
+    <w:lvl w:ilvl="2" w:tentative="1">
+      <w:start w:val="1"/>
+      <w:numFmt w:val="bullet"/>
+      <w:lvlText w:val=""/>
+      <w:lvlJc w:val="left"/>
+      <w:pPr>
+        <w:tabs>
+          <w:tab w:val="num" w:pos="2160"/>
+        </w:tabs>
+        <w:ind w:left="2160" w:hanging="360"/>
+      </w:pPr>
+      <w:rPr>
+        <w:rFonts w:ascii="Wingdings" w:hAnsi="Wingdings" w:hint="default"/>
+        <w:sz w:val="20"/>
+      </w:rPr>
+    </w:lvl>
+    <w:lvl w:ilvl="3" w:tentative="1">
+      <w:start w:val="1"/>
+      <w:numFmt w:val="bullet"/>
+      <w:lvlText w:val=""/>
+      <w:lvlJc w:val="left"/>
+      <w:pPr>
+        <w:tabs>
+          <w:tab w:val="num" w:pos="2880"/>
+        </w:tabs>
+        <w:ind w:left="2880" w:hanging="360"/>
+      </w:pPr>
+      <w:rPr>
+        <w:rFonts w:ascii="Wingdings" w:hAnsi="Wingdings" w:hint="default"/>
+        <w:sz w:val="20"/>
+      </w:rPr>
+    </w:lvl>
+    <w:lvl w:ilvl="4" w:tentative="1">
+      <w:start w:val="1"/>
+      <w:numFmt w:val="bullet"/>
+      <w:lvlText w:val=""/>
+      <w:lvlJc w:val="left"/>
+      <w:pPr>
+        <w:tabs>
+          <w:tab w:val="num" w:pos="3600"/>
+        </w:tabs>
+        <w:ind w:left="3600" w:hanging="360"/>
+      </w:pPr>
+      <w:rPr>
+        <w:rFonts w:ascii="Wingdings" w:hAnsi="Wingdings" w:hint="default"/>
+        <w:sz w:val="20"/>
+      </w:rPr>
+    </w:lvl>
+    <w:lvl w:ilvl="5" w:tentative="1">
+      <w:start w:val="1"/>
+      <w:numFmt w:val="bullet"/>
+      <w:lvlText w:val=""/>
+      <w:lvlJc w:val="left"/>
+      <w:pPr>
+        <w:tabs>
+          <w:tab w:val="num" w:pos="4320"/>
+        </w:tabs>
+        <w:ind w:left="4320" w:hanging="360"/>
+      </w:pPr>
+      <w:rPr>
+        <w:rFonts w:ascii="Wingdings" w:hAnsi="Wingdings" w:hint="default"/>
+        <w:sz w:val="20"/>
+      </w:rPr>
+    </w:lvl>
+    <w:lvl w:ilvl="6" w:tentative="1">
+      <w:start w:val="1"/>
+      <w:numFmt w:val="bullet"/>
+      <w:lvlText w:val=""/>
+      <w:lvlJc w:val="left"/>
+      <w:pPr>
+        <w:tabs>
+          <w:tab w:val="num" w:pos="5040"/>
+        </w:tabs>
+        <w:ind w:left="5040" w:hanging="360"/>
+      </w:pPr>
+      <w:rPr>
+        <w:rFonts w:ascii="Wingdings" w:hAnsi="Wingdings" w:hint="default"/>
+        <w:sz w:val="20"/>
+      </w:rPr>
+    </w:lvl>
+    <w:lvl w:ilvl="7" w:tentative="1">
+      <w:start w:val="1"/>
+      <w:numFmt w:val="bullet"/>
+      <w:lvlText w:val=""/>
+      <w:lvlJc w:val="left"/>
+      <w:pPr>
+        <w:tabs>
+          <w:tab w:val="num" w:pos="5760"/>
+        </w:tabs>
+        <w:ind w:left="5760" w:hanging="360"/>
+      </w:pPr>
+      <w:rPr>
+        <w:rFonts w:ascii="Wingdings" w:hAnsi="Wingdings" w:hint="default"/>
+        <w:sz w:val="20"/>
+      </w:rPr>
+    </w:lvl>
+    <w:lvl w:ilvl="8" w:tentative="1">
+      <w:start w:val="1"/>
+      <w:numFmt w:val="bullet"/>
+      <w:lvlText w:val=""/>
+      <w:lvlJc w:val="left"/>
+      <w:pPr>
+        <w:tabs>
+          <w:tab w:val="num" w:pos="6480"/>
+        </w:tabs>
+        <w:ind w:left="6480" w:hanging="360"/>
+      </w:pPr>
+      <w:rPr>
+        <w:rFonts w:ascii="Wingdings" w:hAnsi="Wingdings" w:hint="default"/>
+        <w:sz w:val="20"/>
+      </w:rPr>
+    </w:lvl>
+  </w:abstractNum>
+  <w:abstractNum w:abstractNumId="19" w15:restartNumberingAfterBreak="0">
     <w:nsid w:val="40861027"/>
     <w:multiLevelType w:val="multilevel"/>
     <w:tmpl w:val="B722203C"/>
@@ -5407,7 +4212,7 @@
       </w:rPr>
     </w:lvl>
   </w:abstractNum>
-  <w:abstractNum w:abstractNumId="17" w15:restartNumberingAfterBreak="0">
+  <w:abstractNum w:abstractNumId="20" w15:restartNumberingAfterBreak="0">
     <w:nsid w:val="45576D57"/>
     <w:multiLevelType w:val="multilevel"/>
     <w:tmpl w:val="BD249FC0"/>
@@ -5556,7 +4361,7 @@
       </w:rPr>
     </w:lvl>
   </w:abstractNum>
-  <w:abstractNum w:abstractNumId="18" w15:restartNumberingAfterBreak="0">
+  <w:abstractNum w:abstractNumId="21" w15:restartNumberingAfterBreak="0">
     <w:nsid w:val="45EE0DCC"/>
     <w:multiLevelType w:val="multilevel"/>
     <w:tmpl w:val="12F6EB1A"/>
@@ -5705,7 +4510,305 @@
       </w:rPr>
     </w:lvl>
   </w:abstractNum>
-  <w:abstractNum w:abstractNumId="19" w15:restartNumberingAfterBreak="0">
+  <w:abstractNum w:abstractNumId="22" w15:restartNumberingAfterBreak="0">
+    <w:nsid w:val="46B72FA7"/>
+    <w:multiLevelType w:val="multilevel"/>
+    <w:tmpl w:val="B700ED38"/>
+    <w:lvl w:ilvl="0">
+      <w:start w:val="1"/>
+      <w:numFmt w:val="bullet"/>
+      <w:lvlText w:val=""/>
+      <w:lvlJc w:val="left"/>
+      <w:pPr>
+        <w:tabs>
+          <w:tab w:val="num" w:pos="720"/>
+        </w:tabs>
+        <w:ind w:left="720" w:hanging="360"/>
+      </w:pPr>
+      <w:rPr>
+        <w:rFonts w:ascii="Symbol" w:hAnsi="Symbol" w:hint="default"/>
+        <w:sz w:val="20"/>
+      </w:rPr>
+    </w:lvl>
+    <w:lvl w:ilvl="1" w:tentative="1">
+      <w:start w:val="1"/>
+      <w:numFmt w:val="bullet"/>
+      <w:lvlText w:val="o"/>
+      <w:lvlJc w:val="left"/>
+      <w:pPr>
+        <w:tabs>
+          <w:tab w:val="num" w:pos="1440"/>
+        </w:tabs>
+        <w:ind w:left="1440" w:hanging="360"/>
+      </w:pPr>
+      <w:rPr>
+        <w:rFonts w:ascii="Courier New" w:hAnsi="Courier New" w:hint="default"/>
+        <w:sz w:val="20"/>
+      </w:rPr>
+    </w:lvl>
+    <w:lvl w:ilvl="2" w:tentative="1">
+      <w:start w:val="1"/>
+      <w:numFmt w:val="bullet"/>
+      <w:lvlText w:val=""/>
+      <w:lvlJc w:val="left"/>
+      <w:pPr>
+        <w:tabs>
+          <w:tab w:val="num" w:pos="2160"/>
+        </w:tabs>
+        <w:ind w:left="2160" w:hanging="360"/>
+      </w:pPr>
+      <w:rPr>
+        <w:rFonts w:ascii="Wingdings" w:hAnsi="Wingdings" w:hint="default"/>
+        <w:sz w:val="20"/>
+      </w:rPr>
+    </w:lvl>
+    <w:lvl w:ilvl="3" w:tentative="1">
+      <w:start w:val="1"/>
+      <w:numFmt w:val="bullet"/>
+      <w:lvlText w:val=""/>
+      <w:lvlJc w:val="left"/>
+      <w:pPr>
+        <w:tabs>
+          <w:tab w:val="num" w:pos="2880"/>
+        </w:tabs>
+        <w:ind w:left="2880" w:hanging="360"/>
+      </w:pPr>
+      <w:rPr>
+        <w:rFonts w:ascii="Wingdings" w:hAnsi="Wingdings" w:hint="default"/>
+        <w:sz w:val="20"/>
+      </w:rPr>
+    </w:lvl>
+    <w:lvl w:ilvl="4" w:tentative="1">
+      <w:start w:val="1"/>
+      <w:numFmt w:val="bullet"/>
+      <w:lvlText w:val=""/>
+      <w:lvlJc w:val="left"/>
+      <w:pPr>
+        <w:tabs>
+          <w:tab w:val="num" w:pos="3600"/>
+        </w:tabs>
+        <w:ind w:left="3600" w:hanging="360"/>
+      </w:pPr>
+      <w:rPr>
+        <w:rFonts w:ascii="Wingdings" w:hAnsi="Wingdings" w:hint="default"/>
+        <w:sz w:val="20"/>
+      </w:rPr>
+    </w:lvl>
+    <w:lvl w:ilvl="5" w:tentative="1">
+      <w:start w:val="1"/>
+      <w:numFmt w:val="bullet"/>
+      <w:lvlText w:val=""/>
+      <w:lvlJc w:val="left"/>
+      <w:pPr>
+        <w:tabs>
+          <w:tab w:val="num" w:pos="4320"/>
+        </w:tabs>
+        <w:ind w:left="4320" w:hanging="360"/>
+      </w:pPr>
+      <w:rPr>
+        <w:rFonts w:ascii="Wingdings" w:hAnsi="Wingdings" w:hint="default"/>
+        <w:sz w:val="20"/>
+      </w:rPr>
+    </w:lvl>
+    <w:lvl w:ilvl="6" w:tentative="1">
+      <w:start w:val="1"/>
+      <w:numFmt w:val="bullet"/>
+      <w:lvlText w:val=""/>
+      <w:lvlJc w:val="left"/>
+      <w:pPr>
+        <w:tabs>
+          <w:tab w:val="num" w:pos="5040"/>
+        </w:tabs>
+        <w:ind w:left="5040" w:hanging="360"/>
+      </w:pPr>
+      <w:rPr>
+        <w:rFonts w:ascii="Wingdings" w:hAnsi="Wingdings" w:hint="default"/>
+        <w:sz w:val="20"/>
+      </w:rPr>
+    </w:lvl>
+    <w:lvl w:ilvl="7" w:tentative="1">
+      <w:start w:val="1"/>
+      <w:numFmt w:val="bullet"/>
+      <w:lvlText w:val=""/>
+      <w:lvlJc w:val="left"/>
+      <w:pPr>
+        <w:tabs>
+          <w:tab w:val="num" w:pos="5760"/>
+        </w:tabs>
+        <w:ind w:left="5760" w:hanging="360"/>
+      </w:pPr>
+      <w:rPr>
+        <w:rFonts w:ascii="Wingdings" w:hAnsi="Wingdings" w:hint="default"/>
+        <w:sz w:val="20"/>
+      </w:rPr>
+    </w:lvl>
+    <w:lvl w:ilvl="8" w:tentative="1">
+      <w:start w:val="1"/>
+      <w:numFmt w:val="bullet"/>
+      <w:lvlText w:val=""/>
+      <w:lvlJc w:val="left"/>
+      <w:pPr>
+        <w:tabs>
+          <w:tab w:val="num" w:pos="6480"/>
+        </w:tabs>
+        <w:ind w:left="6480" w:hanging="360"/>
+      </w:pPr>
+      <w:rPr>
+        <w:rFonts w:ascii="Wingdings" w:hAnsi="Wingdings" w:hint="default"/>
+        <w:sz w:val="20"/>
+      </w:rPr>
+    </w:lvl>
+  </w:abstractNum>
+  <w:abstractNum w:abstractNumId="23" w15:restartNumberingAfterBreak="0">
+    <w:nsid w:val="4C9E115E"/>
+    <w:multiLevelType w:val="multilevel"/>
+    <w:tmpl w:val="DF3A3F44"/>
+    <w:lvl w:ilvl="0">
+      <w:start w:val="1"/>
+      <w:numFmt w:val="bullet"/>
+      <w:lvlText w:val=""/>
+      <w:lvlJc w:val="left"/>
+      <w:pPr>
+        <w:tabs>
+          <w:tab w:val="num" w:pos="720"/>
+        </w:tabs>
+        <w:ind w:left="720" w:hanging="360"/>
+      </w:pPr>
+      <w:rPr>
+        <w:rFonts w:ascii="Symbol" w:hAnsi="Symbol" w:hint="default"/>
+        <w:sz w:val="20"/>
+      </w:rPr>
+    </w:lvl>
+    <w:lvl w:ilvl="1" w:tentative="1">
+      <w:start w:val="1"/>
+      <w:numFmt w:val="bullet"/>
+      <w:lvlText w:val="o"/>
+      <w:lvlJc w:val="left"/>
+      <w:pPr>
+        <w:tabs>
+          <w:tab w:val="num" w:pos="1440"/>
+        </w:tabs>
+        <w:ind w:left="1440" w:hanging="360"/>
+      </w:pPr>
+      <w:rPr>
+        <w:rFonts w:ascii="Courier New" w:hAnsi="Courier New" w:hint="default"/>
+        <w:sz w:val="20"/>
+      </w:rPr>
+    </w:lvl>
+    <w:lvl w:ilvl="2" w:tentative="1">
+      <w:start w:val="1"/>
+      <w:numFmt w:val="bullet"/>
+      <w:lvlText w:val=""/>
+      <w:lvlJc w:val="left"/>
+      <w:pPr>
+        <w:tabs>
+          <w:tab w:val="num" w:pos="2160"/>
+        </w:tabs>
+        <w:ind w:left="2160" w:hanging="360"/>
+      </w:pPr>
+      <w:rPr>
+        <w:rFonts w:ascii="Wingdings" w:hAnsi="Wingdings" w:hint="default"/>
+        <w:sz w:val="20"/>
+      </w:rPr>
+    </w:lvl>
+    <w:lvl w:ilvl="3" w:tentative="1">
+      <w:start w:val="1"/>
+      <w:numFmt w:val="bullet"/>
+      <w:lvlText w:val=""/>
+      <w:lvlJc w:val="left"/>
+      <w:pPr>
+        <w:tabs>
+          <w:tab w:val="num" w:pos="2880"/>
+        </w:tabs>
+        <w:ind w:left="2880" w:hanging="360"/>
+      </w:pPr>
+      <w:rPr>
+        <w:rFonts w:ascii="Wingdings" w:hAnsi="Wingdings" w:hint="default"/>
+        <w:sz w:val="20"/>
+      </w:rPr>
+    </w:lvl>
+    <w:lvl w:ilvl="4" w:tentative="1">
+      <w:start w:val="1"/>
+      <w:numFmt w:val="bullet"/>
+      <w:lvlText w:val=""/>
+      <w:lvlJc w:val="left"/>
+      <w:pPr>
+        <w:tabs>
+          <w:tab w:val="num" w:pos="3600"/>
+        </w:tabs>
+        <w:ind w:left="3600" w:hanging="360"/>
+      </w:pPr>
+      <w:rPr>
+        <w:rFonts w:ascii="Wingdings" w:hAnsi="Wingdings" w:hint="default"/>
+        <w:sz w:val="20"/>
+      </w:rPr>
+    </w:lvl>
+    <w:lvl w:ilvl="5" w:tentative="1">
+      <w:start w:val="1"/>
+      <w:numFmt w:val="bullet"/>
+      <w:lvlText w:val=""/>
+      <w:lvlJc w:val="left"/>
+      <w:pPr>
+        <w:tabs>
+          <w:tab w:val="num" w:pos="4320"/>
+        </w:tabs>
+        <w:ind w:left="4320" w:hanging="360"/>
+      </w:pPr>
+      <w:rPr>
+        <w:rFonts w:ascii="Wingdings" w:hAnsi="Wingdings" w:hint="default"/>
+        <w:sz w:val="20"/>
+      </w:rPr>
+    </w:lvl>
+    <w:lvl w:ilvl="6" w:tentative="1">
+      <w:start w:val="1"/>
+      <w:numFmt w:val="bullet"/>
+      <w:lvlText w:val=""/>
+      <w:lvlJc w:val="left"/>
+      <w:pPr>
+        <w:tabs>
+          <w:tab w:val="num" w:pos="5040"/>
+        </w:tabs>
+        <w:ind w:left="5040" w:hanging="360"/>
+      </w:pPr>
+      <w:rPr>
+        <w:rFonts w:ascii="Wingdings" w:hAnsi="Wingdings" w:hint="default"/>
+        <w:sz w:val="20"/>
+      </w:rPr>
+    </w:lvl>
+    <w:lvl w:ilvl="7" w:tentative="1">
+      <w:start w:val="1"/>
+      <w:numFmt w:val="bullet"/>
+      <w:lvlText w:val=""/>
+      <w:lvlJc w:val="left"/>
+      <w:pPr>
+        <w:tabs>
+          <w:tab w:val="num" w:pos="5760"/>
+        </w:tabs>
+        <w:ind w:left="5760" w:hanging="360"/>
+      </w:pPr>
+      <w:rPr>
+        <w:rFonts w:ascii="Wingdings" w:hAnsi="Wingdings" w:hint="default"/>
+        <w:sz w:val="20"/>
+      </w:rPr>
+    </w:lvl>
+    <w:lvl w:ilvl="8" w:tentative="1">
+      <w:start w:val="1"/>
+      <w:numFmt w:val="bullet"/>
+      <w:lvlText w:val=""/>
+      <w:lvlJc w:val="left"/>
+      <w:pPr>
+        <w:tabs>
+          <w:tab w:val="num" w:pos="6480"/>
+        </w:tabs>
+        <w:ind w:left="6480" w:hanging="360"/>
+      </w:pPr>
+      <w:rPr>
+        <w:rFonts w:ascii="Wingdings" w:hAnsi="Wingdings" w:hint="default"/>
+        <w:sz w:val="20"/>
+      </w:rPr>
+    </w:lvl>
+  </w:abstractNum>
+  <w:abstractNum w:abstractNumId="24" w15:restartNumberingAfterBreak="0">
     <w:nsid w:val="4D8C2DC2"/>
     <w:multiLevelType w:val="multilevel"/>
     <w:tmpl w:val="5344C54C"/>
@@ -5854,7 +4957,7 @@
       </w:rPr>
     </w:lvl>
   </w:abstractNum>
-  <w:abstractNum w:abstractNumId="20" w15:restartNumberingAfterBreak="0">
+  <w:abstractNum w:abstractNumId="25" w15:restartNumberingAfterBreak="0">
     <w:nsid w:val="4EDF7F68"/>
     <w:multiLevelType w:val="multilevel"/>
     <w:tmpl w:val="07244F2C"/>
@@ -6003,7 +5106,7 @@
       </w:rPr>
     </w:lvl>
   </w:abstractNum>
-  <w:abstractNum w:abstractNumId="21" w15:restartNumberingAfterBreak="0">
+  <w:abstractNum w:abstractNumId="26" w15:restartNumberingAfterBreak="0">
     <w:nsid w:val="571E536B"/>
     <w:multiLevelType w:val="multilevel"/>
     <w:tmpl w:val="D39CB75A"/>
@@ -6116,7 +5219,7 @@
       </w:pPr>
     </w:lvl>
   </w:abstractNum>
-  <w:abstractNum w:abstractNumId="22" w15:restartNumberingAfterBreak="0">
+  <w:abstractNum w:abstractNumId="27" w15:restartNumberingAfterBreak="0">
     <w:nsid w:val="5FC42B11"/>
     <w:multiLevelType w:val="multilevel"/>
     <w:tmpl w:val="CEBC7D58"/>
@@ -6265,7 +5368,156 @@
       </w:rPr>
     </w:lvl>
   </w:abstractNum>
-  <w:abstractNum w:abstractNumId="23" w15:restartNumberingAfterBreak="0">
+  <w:abstractNum w:abstractNumId="28" w15:restartNumberingAfterBreak="0">
+    <w:nsid w:val="612C0DE9"/>
+    <w:multiLevelType w:val="multilevel"/>
+    <w:tmpl w:val="ADF064EC"/>
+    <w:lvl w:ilvl="0">
+      <w:start w:val="1"/>
+      <w:numFmt w:val="bullet"/>
+      <w:lvlText w:val=""/>
+      <w:lvlJc w:val="left"/>
+      <w:pPr>
+        <w:tabs>
+          <w:tab w:val="num" w:pos="720"/>
+        </w:tabs>
+        <w:ind w:left="720" w:hanging="360"/>
+      </w:pPr>
+      <w:rPr>
+        <w:rFonts w:ascii="Symbol" w:hAnsi="Symbol" w:hint="default"/>
+        <w:sz w:val="20"/>
+      </w:rPr>
+    </w:lvl>
+    <w:lvl w:ilvl="1" w:tentative="1">
+      <w:start w:val="1"/>
+      <w:numFmt w:val="bullet"/>
+      <w:lvlText w:val="o"/>
+      <w:lvlJc w:val="left"/>
+      <w:pPr>
+        <w:tabs>
+          <w:tab w:val="num" w:pos="1440"/>
+        </w:tabs>
+        <w:ind w:left="1440" w:hanging="360"/>
+      </w:pPr>
+      <w:rPr>
+        <w:rFonts w:ascii="Courier New" w:hAnsi="Courier New" w:hint="default"/>
+        <w:sz w:val="20"/>
+      </w:rPr>
+    </w:lvl>
+    <w:lvl w:ilvl="2" w:tentative="1">
+      <w:start w:val="1"/>
+      <w:numFmt w:val="bullet"/>
+      <w:lvlText w:val=""/>
+      <w:lvlJc w:val="left"/>
+      <w:pPr>
+        <w:tabs>
+          <w:tab w:val="num" w:pos="2160"/>
+        </w:tabs>
+        <w:ind w:left="2160" w:hanging="360"/>
+      </w:pPr>
+      <w:rPr>
+        <w:rFonts w:ascii="Wingdings" w:hAnsi="Wingdings" w:hint="default"/>
+        <w:sz w:val="20"/>
+      </w:rPr>
+    </w:lvl>
+    <w:lvl w:ilvl="3" w:tentative="1">
+      <w:start w:val="1"/>
+      <w:numFmt w:val="bullet"/>
+      <w:lvlText w:val=""/>
+      <w:lvlJc w:val="left"/>
+      <w:pPr>
+        <w:tabs>
+          <w:tab w:val="num" w:pos="2880"/>
+        </w:tabs>
+        <w:ind w:left="2880" w:hanging="360"/>
+      </w:pPr>
+      <w:rPr>
+        <w:rFonts w:ascii="Wingdings" w:hAnsi="Wingdings" w:hint="default"/>
+        <w:sz w:val="20"/>
+      </w:rPr>
+    </w:lvl>
+    <w:lvl w:ilvl="4" w:tentative="1">
+      <w:start w:val="1"/>
+      <w:numFmt w:val="bullet"/>
+      <w:lvlText w:val=""/>
+      <w:lvlJc w:val="left"/>
+      <w:pPr>
+        <w:tabs>
+          <w:tab w:val="num" w:pos="3600"/>
+        </w:tabs>
+        <w:ind w:left="3600" w:hanging="360"/>
+      </w:pPr>
+      <w:rPr>
+        <w:rFonts w:ascii="Wingdings" w:hAnsi="Wingdings" w:hint="default"/>
+        <w:sz w:val="20"/>
+      </w:rPr>
+    </w:lvl>
+    <w:lvl w:ilvl="5" w:tentative="1">
+      <w:start w:val="1"/>
+      <w:numFmt w:val="bullet"/>
+      <w:lvlText w:val=""/>
+      <w:lvlJc w:val="left"/>
+      <w:pPr>
+        <w:tabs>
+          <w:tab w:val="num" w:pos="4320"/>
+        </w:tabs>
+        <w:ind w:left="4320" w:hanging="360"/>
+      </w:pPr>
+      <w:rPr>
+        <w:rFonts w:ascii="Wingdings" w:hAnsi="Wingdings" w:hint="default"/>
+        <w:sz w:val="20"/>
+      </w:rPr>
+    </w:lvl>
+    <w:lvl w:ilvl="6" w:tentative="1">
+      <w:start w:val="1"/>
+      <w:numFmt w:val="bullet"/>
+      <w:lvlText w:val=""/>
+      <w:lvlJc w:val="left"/>
+      <w:pPr>
+        <w:tabs>
+          <w:tab w:val="num" w:pos="5040"/>
+        </w:tabs>
+        <w:ind w:left="5040" w:hanging="360"/>
+      </w:pPr>
+      <w:rPr>
+        <w:rFonts w:ascii="Wingdings" w:hAnsi="Wingdings" w:hint="default"/>
+        <w:sz w:val="20"/>
+      </w:rPr>
+    </w:lvl>
+    <w:lvl w:ilvl="7" w:tentative="1">
+      <w:start w:val="1"/>
+      <w:numFmt w:val="bullet"/>
+      <w:lvlText w:val=""/>
+      <w:lvlJc w:val="left"/>
+      <w:pPr>
+        <w:tabs>
+          <w:tab w:val="num" w:pos="5760"/>
+        </w:tabs>
+        <w:ind w:left="5760" w:hanging="360"/>
+      </w:pPr>
+      <w:rPr>
+        <w:rFonts w:ascii="Wingdings" w:hAnsi="Wingdings" w:hint="default"/>
+        <w:sz w:val="20"/>
+      </w:rPr>
+    </w:lvl>
+    <w:lvl w:ilvl="8" w:tentative="1">
+      <w:start w:val="1"/>
+      <w:numFmt w:val="bullet"/>
+      <w:lvlText w:val=""/>
+      <w:lvlJc w:val="left"/>
+      <w:pPr>
+        <w:tabs>
+          <w:tab w:val="num" w:pos="6480"/>
+        </w:tabs>
+        <w:ind w:left="6480" w:hanging="360"/>
+      </w:pPr>
+      <w:rPr>
+        <w:rFonts w:ascii="Wingdings" w:hAnsi="Wingdings" w:hint="default"/>
+        <w:sz w:val="20"/>
+      </w:rPr>
+    </w:lvl>
+  </w:abstractNum>
+  <w:abstractNum w:abstractNumId="29" w15:restartNumberingAfterBreak="0">
     <w:nsid w:val="63D230DA"/>
     <w:multiLevelType w:val="multilevel"/>
     <w:tmpl w:val="945E406C"/>
@@ -6414,7 +5666,7 @@
       </w:rPr>
     </w:lvl>
   </w:abstractNum>
-  <w:abstractNum w:abstractNumId="24" w15:restartNumberingAfterBreak="0">
+  <w:abstractNum w:abstractNumId="30" w15:restartNumberingAfterBreak="0">
     <w:nsid w:val="640F5C1E"/>
     <w:multiLevelType w:val="multilevel"/>
     <w:tmpl w:val="6982330E"/>
@@ -6563,7 +5815,7 @@
       </w:rPr>
     </w:lvl>
   </w:abstractNum>
-  <w:abstractNum w:abstractNumId="25" w15:restartNumberingAfterBreak="0">
+  <w:abstractNum w:abstractNumId="31" w15:restartNumberingAfterBreak="0">
     <w:nsid w:val="65E85373"/>
     <w:multiLevelType w:val="multilevel"/>
     <w:tmpl w:val="3E6E4FC8"/>
@@ -6712,7 +5964,7 @@
       </w:rPr>
     </w:lvl>
   </w:abstractNum>
-  <w:abstractNum w:abstractNumId="26" w15:restartNumberingAfterBreak="0">
+  <w:abstractNum w:abstractNumId="32" w15:restartNumberingAfterBreak="0">
     <w:nsid w:val="6BB1290B"/>
     <w:multiLevelType w:val="multilevel"/>
     <w:tmpl w:val="7682B30E"/>
@@ -6861,7 +6113,7 @@
       </w:rPr>
     </w:lvl>
   </w:abstractNum>
-  <w:abstractNum w:abstractNumId="27" w15:restartNumberingAfterBreak="0">
+  <w:abstractNum w:abstractNumId="33" w15:restartNumberingAfterBreak="0">
     <w:nsid w:val="6D24415C"/>
     <w:multiLevelType w:val="multilevel"/>
     <w:tmpl w:val="5D920A3C"/>
@@ -7010,7 +6262,7 @@
       </w:rPr>
     </w:lvl>
   </w:abstractNum>
-  <w:abstractNum w:abstractNumId="28" w15:restartNumberingAfterBreak="0">
+  <w:abstractNum w:abstractNumId="34" w15:restartNumberingAfterBreak="0">
     <w:nsid w:val="6F0A1C1F"/>
     <w:multiLevelType w:val="multilevel"/>
     <w:tmpl w:val="EF44B44C"/>
@@ -7159,7 +6411,7 @@
       </w:rPr>
     </w:lvl>
   </w:abstractNum>
-  <w:abstractNum w:abstractNumId="29" w15:restartNumberingAfterBreak="0">
+  <w:abstractNum w:abstractNumId="35" w15:restartNumberingAfterBreak="0">
     <w:nsid w:val="73DF0AB8"/>
     <w:multiLevelType w:val="multilevel"/>
     <w:tmpl w:val="E034C506"/>
@@ -7308,7 +6560,7 @@
       </w:rPr>
     </w:lvl>
   </w:abstractNum>
-  <w:abstractNum w:abstractNumId="30" w15:restartNumberingAfterBreak="0">
+  <w:abstractNum w:abstractNumId="36" w15:restartNumberingAfterBreak="0">
     <w:nsid w:val="73F83F3F"/>
     <w:multiLevelType w:val="multilevel"/>
     <w:tmpl w:val="0696EFF8"/>
@@ -7457,7 +6709,7 @@
       </w:rPr>
     </w:lvl>
   </w:abstractNum>
-  <w:abstractNum w:abstractNumId="31" w15:restartNumberingAfterBreak="0">
+  <w:abstractNum w:abstractNumId="37" w15:restartNumberingAfterBreak="0">
     <w:nsid w:val="746E01D9"/>
     <w:multiLevelType w:val="multilevel"/>
     <w:tmpl w:val="0FD007EA"/>
@@ -7606,7 +6858,7 @@
       </w:rPr>
     </w:lvl>
   </w:abstractNum>
-  <w:abstractNum w:abstractNumId="32" w15:restartNumberingAfterBreak="0">
+  <w:abstractNum w:abstractNumId="38" w15:restartNumberingAfterBreak="0">
     <w:nsid w:val="74E13F0A"/>
     <w:multiLevelType w:val="multilevel"/>
     <w:tmpl w:val="39223A40"/>
@@ -7755,7 +7007,7 @@
       </w:rPr>
     </w:lvl>
   </w:abstractNum>
-  <w:abstractNum w:abstractNumId="33" w15:restartNumberingAfterBreak="0">
+  <w:abstractNum w:abstractNumId="39" w15:restartNumberingAfterBreak="0">
     <w:nsid w:val="755B6A7A"/>
     <w:multiLevelType w:val="multilevel"/>
     <w:tmpl w:val="30AA2ED2"/>
@@ -7904,7 +7156,156 @@
       </w:rPr>
     </w:lvl>
   </w:abstractNum>
-  <w:abstractNum w:abstractNumId="34" w15:restartNumberingAfterBreak="0">
+  <w:abstractNum w:abstractNumId="40" w15:restartNumberingAfterBreak="0">
+    <w:nsid w:val="75BE520B"/>
+    <w:multiLevelType w:val="multilevel"/>
+    <w:tmpl w:val="57667E96"/>
+    <w:lvl w:ilvl="0">
+      <w:start w:val="1"/>
+      <w:numFmt w:val="bullet"/>
+      <w:lvlText w:val=""/>
+      <w:lvlJc w:val="left"/>
+      <w:pPr>
+        <w:tabs>
+          <w:tab w:val="num" w:pos="720"/>
+        </w:tabs>
+        <w:ind w:left="720" w:hanging="360"/>
+      </w:pPr>
+      <w:rPr>
+        <w:rFonts w:ascii="Symbol" w:hAnsi="Symbol" w:hint="default"/>
+        <w:sz w:val="20"/>
+      </w:rPr>
+    </w:lvl>
+    <w:lvl w:ilvl="1" w:tentative="1">
+      <w:start w:val="1"/>
+      <w:numFmt w:val="bullet"/>
+      <w:lvlText w:val="o"/>
+      <w:lvlJc w:val="left"/>
+      <w:pPr>
+        <w:tabs>
+          <w:tab w:val="num" w:pos="1440"/>
+        </w:tabs>
+        <w:ind w:left="1440" w:hanging="360"/>
+      </w:pPr>
+      <w:rPr>
+        <w:rFonts w:ascii="Courier New" w:hAnsi="Courier New" w:hint="default"/>
+        <w:sz w:val="20"/>
+      </w:rPr>
+    </w:lvl>
+    <w:lvl w:ilvl="2" w:tentative="1">
+      <w:start w:val="1"/>
+      <w:numFmt w:val="bullet"/>
+      <w:lvlText w:val=""/>
+      <w:lvlJc w:val="left"/>
+      <w:pPr>
+        <w:tabs>
+          <w:tab w:val="num" w:pos="2160"/>
+        </w:tabs>
+        <w:ind w:left="2160" w:hanging="360"/>
+      </w:pPr>
+      <w:rPr>
+        <w:rFonts w:ascii="Wingdings" w:hAnsi="Wingdings" w:hint="default"/>
+        <w:sz w:val="20"/>
+      </w:rPr>
+    </w:lvl>
+    <w:lvl w:ilvl="3" w:tentative="1">
+      <w:start w:val="1"/>
+      <w:numFmt w:val="bullet"/>
+      <w:lvlText w:val=""/>
+      <w:lvlJc w:val="left"/>
+      <w:pPr>
+        <w:tabs>
+          <w:tab w:val="num" w:pos="2880"/>
+        </w:tabs>
+        <w:ind w:left="2880" w:hanging="360"/>
+      </w:pPr>
+      <w:rPr>
+        <w:rFonts w:ascii="Wingdings" w:hAnsi="Wingdings" w:hint="default"/>
+        <w:sz w:val="20"/>
+      </w:rPr>
+    </w:lvl>
+    <w:lvl w:ilvl="4" w:tentative="1">
+      <w:start w:val="1"/>
+      <w:numFmt w:val="bullet"/>
+      <w:lvlText w:val=""/>
+      <w:lvlJc w:val="left"/>
+      <w:pPr>
+        <w:tabs>
+          <w:tab w:val="num" w:pos="3600"/>
+        </w:tabs>
+        <w:ind w:left="3600" w:hanging="360"/>
+      </w:pPr>
+      <w:rPr>
+        <w:rFonts w:ascii="Wingdings" w:hAnsi="Wingdings" w:hint="default"/>
+        <w:sz w:val="20"/>
+      </w:rPr>
+    </w:lvl>
+    <w:lvl w:ilvl="5" w:tentative="1">
+      <w:start w:val="1"/>
+      <w:numFmt w:val="bullet"/>
+      <w:lvlText w:val=""/>
+      <w:lvlJc w:val="left"/>
+      <w:pPr>
+        <w:tabs>
+          <w:tab w:val="num" w:pos="4320"/>
+        </w:tabs>
+        <w:ind w:left="4320" w:hanging="360"/>
+      </w:pPr>
+      <w:rPr>
+        <w:rFonts w:ascii="Wingdings" w:hAnsi="Wingdings" w:hint="default"/>
+        <w:sz w:val="20"/>
+      </w:rPr>
+    </w:lvl>
+    <w:lvl w:ilvl="6" w:tentative="1">
+      <w:start w:val="1"/>
+      <w:numFmt w:val="bullet"/>
+      <w:lvlText w:val=""/>
+      <w:lvlJc w:val="left"/>
+      <w:pPr>
+        <w:tabs>
+          <w:tab w:val="num" w:pos="5040"/>
+        </w:tabs>
+        <w:ind w:left="5040" w:hanging="360"/>
+      </w:pPr>
+      <w:rPr>
+        <w:rFonts w:ascii="Wingdings" w:hAnsi="Wingdings" w:hint="default"/>
+        <w:sz w:val="20"/>
+      </w:rPr>
+    </w:lvl>
+    <w:lvl w:ilvl="7" w:tentative="1">
+      <w:start w:val="1"/>
+      <w:numFmt w:val="bullet"/>
+      <w:lvlText w:val=""/>
+      <w:lvlJc w:val="left"/>
+      <w:pPr>
+        <w:tabs>
+          <w:tab w:val="num" w:pos="5760"/>
+        </w:tabs>
+        <w:ind w:left="5760" w:hanging="360"/>
+      </w:pPr>
+      <w:rPr>
+        <w:rFonts w:ascii="Wingdings" w:hAnsi="Wingdings" w:hint="default"/>
+        <w:sz w:val="20"/>
+      </w:rPr>
+    </w:lvl>
+    <w:lvl w:ilvl="8" w:tentative="1">
+      <w:start w:val="1"/>
+      <w:numFmt w:val="bullet"/>
+      <w:lvlText w:val=""/>
+      <w:lvlJc w:val="left"/>
+      <w:pPr>
+        <w:tabs>
+          <w:tab w:val="num" w:pos="6480"/>
+        </w:tabs>
+        <w:ind w:left="6480" w:hanging="360"/>
+      </w:pPr>
+      <w:rPr>
+        <w:rFonts w:ascii="Wingdings" w:hAnsi="Wingdings" w:hint="default"/>
+        <w:sz w:val="20"/>
+      </w:rPr>
+    </w:lvl>
+  </w:abstractNum>
+  <w:abstractNum w:abstractNumId="41" w15:restartNumberingAfterBreak="0">
     <w:nsid w:val="75D00006"/>
     <w:multiLevelType w:val="multilevel"/>
     <w:tmpl w:val="2EEC7AEC"/>
@@ -8053,7 +7454,156 @@
       </w:rPr>
     </w:lvl>
   </w:abstractNum>
-  <w:abstractNum w:abstractNumId="35" w15:restartNumberingAfterBreak="0">
+  <w:abstractNum w:abstractNumId="42" w15:restartNumberingAfterBreak="0">
+    <w:nsid w:val="792D059F"/>
+    <w:multiLevelType w:val="multilevel"/>
+    <w:tmpl w:val="C01A3CBC"/>
+    <w:lvl w:ilvl="0">
+      <w:start w:val="1"/>
+      <w:numFmt w:val="bullet"/>
+      <w:lvlText w:val=""/>
+      <w:lvlJc w:val="left"/>
+      <w:pPr>
+        <w:tabs>
+          <w:tab w:val="num" w:pos="720"/>
+        </w:tabs>
+        <w:ind w:left="720" w:hanging="360"/>
+      </w:pPr>
+      <w:rPr>
+        <w:rFonts w:ascii="Symbol" w:hAnsi="Symbol" w:hint="default"/>
+        <w:sz w:val="20"/>
+      </w:rPr>
+    </w:lvl>
+    <w:lvl w:ilvl="1" w:tentative="1">
+      <w:start w:val="1"/>
+      <w:numFmt w:val="bullet"/>
+      <w:lvlText w:val="o"/>
+      <w:lvlJc w:val="left"/>
+      <w:pPr>
+        <w:tabs>
+          <w:tab w:val="num" w:pos="1440"/>
+        </w:tabs>
+        <w:ind w:left="1440" w:hanging="360"/>
+      </w:pPr>
+      <w:rPr>
+        <w:rFonts w:ascii="Courier New" w:hAnsi="Courier New" w:hint="default"/>
+        <w:sz w:val="20"/>
+      </w:rPr>
+    </w:lvl>
+    <w:lvl w:ilvl="2" w:tentative="1">
+      <w:start w:val="1"/>
+      <w:numFmt w:val="bullet"/>
+      <w:lvlText w:val=""/>
+      <w:lvlJc w:val="left"/>
+      <w:pPr>
+        <w:tabs>
+          <w:tab w:val="num" w:pos="2160"/>
+        </w:tabs>
+        <w:ind w:left="2160" w:hanging="360"/>
+      </w:pPr>
+      <w:rPr>
+        <w:rFonts w:ascii="Wingdings" w:hAnsi="Wingdings" w:hint="default"/>
+        <w:sz w:val="20"/>
+      </w:rPr>
+    </w:lvl>
+    <w:lvl w:ilvl="3" w:tentative="1">
+      <w:start w:val="1"/>
+      <w:numFmt w:val="bullet"/>
+      <w:lvlText w:val=""/>
+      <w:lvlJc w:val="left"/>
+      <w:pPr>
+        <w:tabs>
+          <w:tab w:val="num" w:pos="2880"/>
+        </w:tabs>
+        <w:ind w:left="2880" w:hanging="360"/>
+      </w:pPr>
+      <w:rPr>
+        <w:rFonts w:ascii="Wingdings" w:hAnsi="Wingdings" w:hint="default"/>
+        <w:sz w:val="20"/>
+      </w:rPr>
+    </w:lvl>
+    <w:lvl w:ilvl="4" w:tentative="1">
+      <w:start w:val="1"/>
+      <w:numFmt w:val="bullet"/>
+      <w:lvlText w:val=""/>
+      <w:lvlJc w:val="left"/>
+      <w:pPr>
+        <w:tabs>
+          <w:tab w:val="num" w:pos="3600"/>
+        </w:tabs>
+        <w:ind w:left="3600" w:hanging="360"/>
+      </w:pPr>
+      <w:rPr>
+        <w:rFonts w:ascii="Wingdings" w:hAnsi="Wingdings" w:hint="default"/>
+        <w:sz w:val="20"/>
+      </w:rPr>
+    </w:lvl>
+    <w:lvl w:ilvl="5" w:tentative="1">
+      <w:start w:val="1"/>
+      <w:numFmt w:val="bullet"/>
+      <w:lvlText w:val=""/>
+      <w:lvlJc w:val="left"/>
+      <w:pPr>
+        <w:tabs>
+          <w:tab w:val="num" w:pos="4320"/>
+        </w:tabs>
+        <w:ind w:left="4320" w:hanging="360"/>
+      </w:pPr>
+      <w:rPr>
+        <w:rFonts w:ascii="Wingdings" w:hAnsi="Wingdings" w:hint="default"/>
+        <w:sz w:val="20"/>
+      </w:rPr>
+    </w:lvl>
+    <w:lvl w:ilvl="6" w:tentative="1">
+      <w:start w:val="1"/>
+      <w:numFmt w:val="bullet"/>
+      <w:lvlText w:val=""/>
+      <w:lvlJc w:val="left"/>
+      <w:pPr>
+        <w:tabs>
+          <w:tab w:val="num" w:pos="5040"/>
+        </w:tabs>
+        <w:ind w:left="5040" w:hanging="360"/>
+      </w:pPr>
+      <w:rPr>
+        <w:rFonts w:ascii="Wingdings" w:hAnsi="Wingdings" w:hint="default"/>
+        <w:sz w:val="20"/>
+      </w:rPr>
+    </w:lvl>
+    <w:lvl w:ilvl="7" w:tentative="1">
+      <w:start w:val="1"/>
+      <w:numFmt w:val="bullet"/>
+      <w:lvlText w:val=""/>
+      <w:lvlJc w:val="left"/>
+      <w:pPr>
+        <w:tabs>
+          <w:tab w:val="num" w:pos="5760"/>
+        </w:tabs>
+        <w:ind w:left="5760" w:hanging="360"/>
+      </w:pPr>
+      <w:rPr>
+        <w:rFonts w:ascii="Wingdings" w:hAnsi="Wingdings" w:hint="default"/>
+        <w:sz w:val="20"/>
+      </w:rPr>
+    </w:lvl>
+    <w:lvl w:ilvl="8" w:tentative="1">
+      <w:start w:val="1"/>
+      <w:numFmt w:val="bullet"/>
+      <w:lvlText w:val=""/>
+      <w:lvlJc w:val="left"/>
+      <w:pPr>
+        <w:tabs>
+          <w:tab w:val="num" w:pos="6480"/>
+        </w:tabs>
+        <w:ind w:left="6480" w:hanging="360"/>
+      </w:pPr>
+      <w:rPr>
+        <w:rFonts w:ascii="Wingdings" w:hAnsi="Wingdings" w:hint="default"/>
+        <w:sz w:val="20"/>
+      </w:rPr>
+    </w:lvl>
+  </w:abstractNum>
+  <w:abstractNum w:abstractNumId="43" w15:restartNumberingAfterBreak="0">
     <w:nsid w:val="799C1844"/>
     <w:multiLevelType w:val="multilevel"/>
     <w:tmpl w:val="53427398"/>
@@ -8202,7 +7752,7 @@
       </w:rPr>
     </w:lvl>
   </w:abstractNum>
-  <w:abstractNum w:abstractNumId="36" w15:restartNumberingAfterBreak="0">
+  <w:abstractNum w:abstractNumId="44" w15:restartNumberingAfterBreak="0">
     <w:nsid w:val="7CFC19BF"/>
     <w:multiLevelType w:val="multilevel"/>
     <w:tmpl w:val="E82C988E"/>
@@ -8351,7 +7901,7 @@
       </w:rPr>
     </w:lvl>
   </w:abstractNum>
-  <w:abstractNum w:abstractNumId="37" w15:restartNumberingAfterBreak="0">
+  <w:abstractNum w:abstractNumId="45" w15:restartNumberingAfterBreak="0">
     <w:nsid w:val="7E4D232B"/>
     <w:multiLevelType w:val="multilevel"/>
     <w:tmpl w:val="B6603952"/>
@@ -8464,7 +8014,7 @@
       </w:pPr>
     </w:lvl>
   </w:abstractNum>
-  <w:abstractNum w:abstractNumId="38" w15:restartNumberingAfterBreak="0">
+  <w:abstractNum w:abstractNumId="46" w15:restartNumberingAfterBreak="0">
     <w:nsid w:val="7F4E2487"/>
     <w:multiLevelType w:val="multilevel"/>
     <w:tmpl w:val="F7F2B2BE"/>
@@ -8614,121 +8164,145 @@
     </w:lvl>
   </w:abstractNum>
   <w:num w:numId="1" w16cid:durableId="812217271">
-    <w:abstractNumId w:val="5"/>
+    <w:abstractNumId w:val="6"/>
   </w:num>
   <w:num w:numId="2" w16cid:durableId="271015620">
-    <w:abstractNumId w:val="36"/>
+    <w:abstractNumId w:val="44"/>
   </w:num>
   <w:num w:numId="3" w16cid:durableId="1920826525">
-    <w:abstractNumId w:val="20"/>
+    <w:abstractNumId w:val="25"/>
   </w:num>
   <w:num w:numId="4" w16cid:durableId="307637787">
-    <w:abstractNumId w:val="25"/>
+    <w:abstractNumId w:val="31"/>
   </w:num>
   <w:num w:numId="5" w16cid:durableId="1611426078">
-    <w:abstractNumId w:val="26"/>
+    <w:abstractNumId w:val="32"/>
   </w:num>
   <w:num w:numId="6" w16cid:durableId="574705668">
-    <w:abstractNumId w:val="28"/>
+    <w:abstractNumId w:val="34"/>
   </w:num>
   <w:num w:numId="7" w16cid:durableId="68232655">
-    <w:abstractNumId w:val="24"/>
+    <w:abstractNumId w:val="30"/>
   </w:num>
   <w:num w:numId="8" w16cid:durableId="922959259">
-    <w:abstractNumId w:val="6"/>
+    <w:abstractNumId w:val="7"/>
   </w:num>
   <w:num w:numId="9" w16cid:durableId="1869753181">
-    <w:abstractNumId w:val="15"/>
+    <w:abstractNumId w:val="17"/>
   </w:num>
   <w:num w:numId="10" w16cid:durableId="2113933072">
-    <w:abstractNumId w:val="35"/>
+    <w:abstractNumId w:val="43"/>
   </w:num>
   <w:num w:numId="11" w16cid:durableId="1190753749">
     <w:abstractNumId w:val="2"/>
   </w:num>
   <w:num w:numId="12" w16cid:durableId="366300000">
+    <w:abstractNumId w:val="14"/>
+  </w:num>
+  <w:num w:numId="13" w16cid:durableId="2142455001">
+    <w:abstractNumId w:val="29"/>
+  </w:num>
+  <w:num w:numId="14" w16cid:durableId="339965770">
+    <w:abstractNumId w:val="41"/>
+  </w:num>
+  <w:num w:numId="15" w16cid:durableId="1284381760">
     <w:abstractNumId w:val="13"/>
   </w:num>
-  <w:num w:numId="13" w16cid:durableId="2142455001">
-    <w:abstractNumId w:val="23"/>
+  <w:num w:numId="16" w16cid:durableId="227152331">
+    <w:abstractNumId w:val="37"/>
   </w:num>
-  <w:num w:numId="14" w16cid:durableId="339965770">
-    <w:abstractNumId w:val="34"/>
-  </w:num>
-  <w:num w:numId="15" w16cid:durableId="1284381760">
+  <w:num w:numId="17" w16cid:durableId="322121537">
     <w:abstractNumId w:val="12"/>
   </w:num>
-  <w:num w:numId="16" w16cid:durableId="227152331">
-    <w:abstractNumId w:val="31"/>
-  </w:num>
-  <w:num w:numId="17" w16cid:durableId="322121537">
-    <w:abstractNumId w:val="11"/>
-  </w:num>
   <w:num w:numId="18" w16cid:durableId="1208756609">
-    <w:abstractNumId w:val="37"/>
+    <w:abstractNumId w:val="45"/>
   </w:num>
   <w:num w:numId="19" w16cid:durableId="1329363776">
-    <w:abstractNumId w:val="38"/>
+    <w:abstractNumId w:val="46"/>
   </w:num>
   <w:num w:numId="20" w16cid:durableId="1368990035">
     <w:abstractNumId w:val="1"/>
   </w:num>
   <w:num w:numId="21" w16cid:durableId="1027365202">
+    <w:abstractNumId w:val="9"/>
+  </w:num>
+  <w:num w:numId="22" w16cid:durableId="45960768">
+    <w:abstractNumId w:val="33"/>
+  </w:num>
+  <w:num w:numId="23" w16cid:durableId="788164765">
+    <w:abstractNumId w:val="11"/>
+  </w:num>
+  <w:num w:numId="24" w16cid:durableId="1433552992">
+    <w:abstractNumId w:val="36"/>
+  </w:num>
+  <w:num w:numId="25" w16cid:durableId="2118331365">
+    <w:abstractNumId w:val="27"/>
+  </w:num>
+  <w:num w:numId="26" w16cid:durableId="1318920555">
     <w:abstractNumId w:val="8"/>
   </w:num>
-  <w:num w:numId="22" w16cid:durableId="45960768">
-    <w:abstractNumId w:val="27"/>
-  </w:num>
-  <w:num w:numId="23" w16cid:durableId="788164765">
-    <w:abstractNumId w:val="10"/>
-  </w:num>
-  <w:num w:numId="24" w16cid:durableId="1433552992">
-    <w:abstractNumId w:val="30"/>
-  </w:num>
-  <w:num w:numId="25" w16cid:durableId="2118331365">
-    <w:abstractNumId w:val="22"/>
-  </w:num>
-  <w:num w:numId="26" w16cid:durableId="1318920555">
-    <w:abstractNumId w:val="7"/>
-  </w:num>
   <w:num w:numId="27" w16cid:durableId="1698387776">
-    <w:abstractNumId w:val="18"/>
+    <w:abstractNumId w:val="21"/>
   </w:num>
   <w:num w:numId="28" w16cid:durableId="767774404">
     <w:abstractNumId w:val="0"/>
   </w:num>
   <w:num w:numId="29" w16cid:durableId="151608924">
-    <w:abstractNumId w:val="32"/>
+    <w:abstractNumId w:val="38"/>
   </w:num>
   <w:num w:numId="30" w16cid:durableId="461726374">
-    <w:abstractNumId w:val="17"/>
+    <w:abstractNumId w:val="20"/>
   </w:num>
   <w:num w:numId="31" w16cid:durableId="1062604296">
-    <w:abstractNumId w:val="14"/>
+    <w:abstractNumId w:val="15"/>
   </w:num>
   <w:num w:numId="32" w16cid:durableId="1447892513">
-    <w:abstractNumId w:val="33"/>
+    <w:abstractNumId w:val="39"/>
   </w:num>
   <w:num w:numId="33" w16cid:durableId="346449904">
-    <w:abstractNumId w:val="9"/>
+    <w:abstractNumId w:val="10"/>
   </w:num>
   <w:num w:numId="34" w16cid:durableId="294066727">
-    <w:abstractNumId w:val="16"/>
+    <w:abstractNumId w:val="19"/>
   </w:num>
   <w:num w:numId="35" w16cid:durableId="658969952">
     <w:abstractNumId w:val="3"/>
   </w:num>
   <w:num w:numId="36" w16cid:durableId="130632233">
-    <w:abstractNumId w:val="29"/>
+    <w:abstractNumId w:val="35"/>
   </w:num>
   <w:num w:numId="37" w16cid:durableId="901794182">
-    <w:abstractNumId w:val="19"/>
+    <w:abstractNumId w:val="24"/>
   </w:num>
   <w:num w:numId="38" w16cid:durableId="1290819865">
-    <w:abstractNumId w:val="21"/>
+    <w:abstractNumId w:val="26"/>
   </w:num>
   <w:num w:numId="39" w16cid:durableId="810558453">
     <w:abstractNumId w:val="4"/>
+  </w:num>
+  <w:num w:numId="40" w16cid:durableId="835652017">
+    <w:abstractNumId w:val="23"/>
+  </w:num>
+  <w:num w:numId="41" w16cid:durableId="1483082851">
+    <w:abstractNumId w:val="40"/>
+  </w:num>
+  <w:num w:numId="42" w16cid:durableId="54133374">
+    <w:abstractNumId w:val="28"/>
+  </w:num>
+  <w:num w:numId="43" w16cid:durableId="550923302">
+    <w:abstractNumId w:val="18"/>
+  </w:num>
+  <w:num w:numId="44" w16cid:durableId="132604104">
+    <w:abstractNumId w:val="22"/>
+  </w:num>
+  <w:num w:numId="45" w16cid:durableId="1408384488">
+    <w:abstractNumId w:val="5"/>
+  </w:num>
+  <w:num w:numId="46" w16cid:durableId="108597952">
+    <w:abstractNumId w:val="16"/>
+  </w:num>
+  <w:num w:numId="47" w16cid:durableId="895816148">
+    <w:abstractNumId w:val="42"/>
   </w:num>
 </w:numbering>
 </file>
